--- a/Bao_Cao/Bao_Cao_Tong_Ket_Do_An_BigData.docx
+++ b/Bao_Cao/Bao_Cao_Tong_Ket_Do_An_BigData.docx
@@ -147,7 +147,7 @@
           <w:noProof/>
         </w:rPr>
         <w:drawing>
-          <wp:inline distT="0" distB="0" distL="0" distR="0" wp14:anchorId="48FC2852" wp14:editId="0CA3B333">
+          <wp:inline distT="0" distB="0" distL="0" distR="0" wp14:anchorId="1196ACE1" wp14:editId="5C72EF15">
             <wp:extent cx="1691640" cy="986790"/>
             <wp:effectExtent l="0" t="0" r="0" b="0"/>
             <wp:docPr id="1" name="Picture 1"/>
@@ -1136,7 +1136,7 @@
           <w:noProof/>
         </w:rPr>
         <w:drawing>
-          <wp:inline distT="0" distB="0" distL="0" distR="0" wp14:anchorId="7F1E6418" wp14:editId="4BF2F23E">
+          <wp:inline distT="0" distB="0" distL="0" distR="0" wp14:anchorId="404ACD13" wp14:editId="10AA2095">
             <wp:extent cx="1691640" cy="986790"/>
             <wp:effectExtent l="0" t="0" r="0" b="0"/>
             <wp:docPr id="2" name="Picture 2"/>
@@ -2124,7 +2124,7 @@
         <w:pStyle w:val="Heading1"/>
         <w:jc w:val="center"/>
       </w:pPr>
-      <w:bookmarkStart w:id="0" w:name="_Toc244085841"/>
+      <w:bookmarkStart w:id="0" w:name="_Toc244085978"/>
       <w:r>
         <w:rPr>
           <w:rFonts w:ascii="Times New Roman" w:hAnsi="Times New Roman"/>
@@ -2701,7 +2701,7 @@
         <w:pStyle w:val="Heading1"/>
         <w:jc w:val="center"/>
       </w:pPr>
-      <w:bookmarkStart w:id="1" w:name="_Toc244085842"/>
+      <w:bookmarkStart w:id="1" w:name="_Toc244085979"/>
       <w:r>
         <w:rPr>
           <w:rFonts w:ascii="Times New Roman" w:hAnsi="Times New Roman"/>
@@ -3492,7 +3492,7 @@
         <w:pStyle w:val="Heading1"/>
         <w:jc w:val="center"/>
       </w:pPr>
-      <w:bookmarkStart w:id="2" w:name="_Toc244085843"/>
+      <w:bookmarkStart w:id="2" w:name="_Toc244085980"/>
       <w:r>
         <w:rPr>
           <w:rFonts w:ascii="Times New Roman" w:hAnsi="Times New Roman"/>
@@ -4459,7 +4459,7 @@
       <w:r>
         <w:fldChar w:fldCharType="separate"/>
       </w:r>
-      <w:hyperlink w:anchor="_Toc244085841" w:history="1">
+      <w:hyperlink w:anchor="_Toc244085978" w:history="1">
         <w:r>
           <w:rPr>
             <w:rStyle w:val="Hyperlink"/>
@@ -4486,7 +4486,7 @@
             <w:noProof/>
             <w:webHidden/>
           </w:rPr>
-          <w:instrText xml:space="preserve"> PAGEREF _Toc244085841 \h </w:instrText>
+          <w:instrText xml:space="preserve"> PAGEREF _Toc244085978 \h </w:instrText>
         </w:r>
         <w:r>
           <w:rPr>
@@ -4527,7 +4527,7 @@
           <w:noProof/>
         </w:rPr>
       </w:pPr>
-      <w:hyperlink w:anchor="_Toc244085842" w:history="1">
+      <w:hyperlink w:anchor="_Toc244085979" w:history="1">
         <w:r>
           <w:rPr>
             <w:rStyle w:val="Hyperlink"/>
@@ -4554,7 +4554,7 @@
             <w:noProof/>
             <w:webHidden/>
           </w:rPr>
-          <w:instrText xml:space="preserve"> PAGEREF _Toc244085842 \h </w:instrText>
+          <w:instrText xml:space="preserve"> PAGEREF _Toc244085979 \h </w:instrText>
         </w:r>
         <w:r>
           <w:rPr>
@@ -4595,7 +4595,7 @@
           <w:noProof/>
         </w:rPr>
       </w:pPr>
-      <w:hyperlink w:anchor="_Toc244085843" w:history="1">
+      <w:hyperlink w:anchor="_Toc244085980" w:history="1">
         <w:r>
           <w:rPr>
             <w:rStyle w:val="Hyperlink"/>
@@ -4622,7 +4622,7 @@
             <w:noProof/>
             <w:webHidden/>
           </w:rPr>
-          <w:instrText xml:space="preserve"> PAGEREF _Toc244085843 \h </w:instrText>
+          <w:instrText xml:space="preserve"> PAGEREF _Toc244085980 \h </w:instrText>
         </w:r>
         <w:r>
           <w:rPr>
@@ -4663,7 +4663,7 @@
           <w:noProof/>
         </w:rPr>
       </w:pPr>
-      <w:hyperlink w:anchor="_Toc244085844" w:history="1">
+      <w:hyperlink w:anchor="_Toc244085981" w:history="1">
         <w:r>
           <w:rPr>
             <w:rStyle w:val="Hyperlink"/>
@@ -4690,7 +4690,7 @@
             <w:noProof/>
             <w:webHidden/>
           </w:rPr>
-          <w:instrText xml:space="preserve"> PAGEREF _Toc244085844 \h </w:instrText>
+          <w:instrText xml:space="preserve"> PAGEREF _Toc244085981 \h </w:instrText>
         </w:r>
         <w:r>
           <w:rPr>
@@ -4731,7 +4731,7 @@
           <w:noProof/>
         </w:rPr>
       </w:pPr>
-      <w:hyperlink w:anchor="_Toc244085845" w:history="1">
+      <w:hyperlink w:anchor="_Toc244085982" w:history="1">
         <w:r>
           <w:rPr>
             <w:rStyle w:val="Hyperlink"/>
@@ -4758,7 +4758,7 @@
             <w:noProof/>
             <w:webHidden/>
           </w:rPr>
-          <w:instrText xml:space="preserve"> PAGEREF _Toc244085845 \h </w:instrText>
+          <w:instrText xml:space="preserve"> PAGEREF _Toc244085982 \h </w:instrText>
         </w:r>
         <w:r>
           <w:rPr>
@@ -4799,7 +4799,7 @@
           <w:noProof/>
         </w:rPr>
       </w:pPr>
-      <w:hyperlink w:anchor="_Toc244085846" w:history="1">
+      <w:hyperlink w:anchor="_Toc244085983" w:history="1">
         <w:r>
           <w:rPr>
             <w:rStyle w:val="Hyperlink"/>
@@ -4826,7 +4826,7 @@
             <w:noProof/>
             <w:webHidden/>
           </w:rPr>
-          <w:instrText xml:space="preserve"> PAGEREF _Toc244085846 \h </w:instrText>
+          <w:instrText xml:space="preserve"> PAGEREF _Toc244085983 \h </w:instrText>
         </w:r>
         <w:r>
           <w:rPr>
@@ -4867,7 +4867,7 @@
           <w:noProof/>
         </w:rPr>
       </w:pPr>
-      <w:hyperlink w:anchor="_Toc244085847" w:history="1">
+      <w:hyperlink w:anchor="_Toc244085984" w:history="1">
         <w:r>
           <w:rPr>
             <w:rStyle w:val="Hyperlink"/>
@@ -4894,7 +4894,7 @@
             <w:noProof/>
             <w:webHidden/>
           </w:rPr>
-          <w:instrText xml:space="preserve"> PAGEREF _Toc244085847 \h </w:instrText>
+          <w:instrText xml:space="preserve"> PAGEREF _Toc244085984 \h </w:instrText>
         </w:r>
         <w:r>
           <w:rPr>
@@ -4935,7 +4935,7 @@
           <w:noProof/>
         </w:rPr>
       </w:pPr>
-      <w:hyperlink w:anchor="_Toc244085848" w:history="1">
+      <w:hyperlink w:anchor="_Toc244085985" w:history="1">
         <w:r>
           <w:rPr>
             <w:rStyle w:val="Hyperlink"/>
@@ -4962,7 +4962,7 @@
             <w:noProof/>
             <w:webHidden/>
           </w:rPr>
-          <w:instrText xml:space="preserve"> PAGEREF _Toc244085848 \h </w:instrText>
+          <w:instrText xml:space="preserve"> PAGEREF _Toc244085985 \h </w:instrText>
         </w:r>
         <w:r>
           <w:rPr>
@@ -5003,7 +5003,7 @@
           <w:noProof/>
         </w:rPr>
       </w:pPr>
-      <w:hyperlink w:anchor="_Toc244085849" w:history="1">
+      <w:hyperlink w:anchor="_Toc244085986" w:history="1">
         <w:r>
           <w:rPr>
             <w:rStyle w:val="Hyperlink"/>
@@ -5030,7 +5030,7 @@
             <w:noProof/>
             <w:webHidden/>
           </w:rPr>
-          <w:instrText xml:space="preserve"> PAGEREF _Toc244085849 \h </w:instrText>
+          <w:instrText xml:space="preserve"> PAGEREF _Toc244085986 \h </w:instrText>
         </w:r>
         <w:r>
           <w:rPr>
@@ -5071,7 +5071,7 @@
           <w:noProof/>
         </w:rPr>
       </w:pPr>
-      <w:hyperlink w:anchor="_Toc244085850" w:history="1">
+      <w:hyperlink w:anchor="_Toc244085987" w:history="1">
         <w:r>
           <w:rPr>
             <w:rStyle w:val="Hyperlink"/>
@@ -5098,7 +5098,7 @@
             <w:noProof/>
             <w:webHidden/>
           </w:rPr>
-          <w:instrText xml:space="preserve"> PAGEREF _Toc244085850 \h </w:instrText>
+          <w:instrText xml:space="preserve"> PAGEREF _Toc244085987 \h </w:instrText>
         </w:r>
         <w:r>
           <w:rPr>
@@ -5139,7 +5139,7 @@
           <w:noProof/>
         </w:rPr>
       </w:pPr>
-      <w:hyperlink w:anchor="_Toc244085851" w:history="1">
+      <w:hyperlink w:anchor="_Toc244085988" w:history="1">
         <w:r>
           <w:rPr>
             <w:rStyle w:val="Hyperlink"/>
@@ -5166,7 +5166,7 @@
             <w:noProof/>
             <w:webHidden/>
           </w:rPr>
-          <w:instrText xml:space="preserve"> PAGEREF _Toc244085851 \h </w:instrText>
+          <w:instrText xml:space="preserve"> PAGEREF _Toc244085988 \h </w:instrText>
         </w:r>
         <w:r>
           <w:rPr>
@@ -5207,7 +5207,7 @@
           <w:noProof/>
         </w:rPr>
       </w:pPr>
-      <w:hyperlink w:anchor="_Toc244085852" w:history="1">
+      <w:hyperlink w:anchor="_Toc244085989" w:history="1">
         <w:r>
           <w:rPr>
             <w:rStyle w:val="Hyperlink"/>
@@ -5234,7 +5234,7 @@
             <w:noProof/>
             <w:webHidden/>
           </w:rPr>
-          <w:instrText xml:space="preserve"> PAGEREF _Toc244085852 \h </w:instrText>
+          <w:instrText xml:space="preserve"> PAGEREF _Toc244085989 \h </w:instrText>
         </w:r>
         <w:r>
           <w:rPr>
@@ -5275,7 +5275,7 @@
           <w:noProof/>
         </w:rPr>
       </w:pPr>
-      <w:hyperlink w:anchor="_Toc244085853" w:history="1">
+      <w:hyperlink w:anchor="_Toc244085990" w:history="1">
         <w:r>
           <w:rPr>
             <w:rStyle w:val="Hyperlink"/>
@@ -5302,7 +5302,7 @@
             <w:noProof/>
             <w:webHidden/>
           </w:rPr>
-          <w:instrText xml:space="preserve"> PAGEREF _Toc244085853 \h </w:instrText>
+          <w:instrText xml:space="preserve"> PAGEREF _Toc244085990 \h </w:instrText>
         </w:r>
         <w:r>
           <w:rPr>
@@ -5343,7 +5343,7 @@
           <w:noProof/>
         </w:rPr>
       </w:pPr>
-      <w:hyperlink w:anchor="_Toc244085854" w:history="1">
+      <w:hyperlink w:anchor="_Toc244085991" w:history="1">
         <w:r>
           <w:rPr>
             <w:rStyle w:val="Hyperlink"/>
@@ -5370,7 +5370,7 @@
             <w:noProof/>
             <w:webHidden/>
           </w:rPr>
-          <w:instrText xml:space="preserve"> PAGEREF _Toc244085854 \h </w:instrText>
+          <w:instrText xml:space="preserve"> PAGEREF _Toc244085991 \h </w:instrText>
         </w:r>
         <w:r>
           <w:rPr>
@@ -5411,7 +5411,7 @@
           <w:noProof/>
         </w:rPr>
       </w:pPr>
-      <w:hyperlink w:anchor="_Toc244085855" w:history="1">
+      <w:hyperlink w:anchor="_Toc244085992" w:history="1">
         <w:r>
           <w:rPr>
             <w:rStyle w:val="Hyperlink"/>
@@ -5438,7 +5438,7 @@
             <w:noProof/>
             <w:webHidden/>
           </w:rPr>
-          <w:instrText xml:space="preserve"> PAGEREF _Toc244085855 \h </w:instrText>
+          <w:instrText xml:space="preserve"> PAGEREF _Toc244085992 \h </w:instrText>
         </w:r>
         <w:r>
           <w:rPr>
@@ -5479,7 +5479,7 @@
           <w:noProof/>
         </w:rPr>
       </w:pPr>
-      <w:hyperlink w:anchor="_Toc244085856" w:history="1">
+      <w:hyperlink w:anchor="_Toc244085993" w:history="1">
         <w:r>
           <w:rPr>
             <w:rStyle w:val="Hyperlink"/>
@@ -5506,7 +5506,7 @@
             <w:noProof/>
             <w:webHidden/>
           </w:rPr>
-          <w:instrText xml:space="preserve"> PAGEREF _Toc244085856 \h </w:instrText>
+          <w:instrText xml:space="preserve"> PAGEREF _Toc244085993 \h </w:instrText>
         </w:r>
         <w:r>
           <w:rPr>
@@ -5547,7 +5547,7 @@
           <w:noProof/>
         </w:rPr>
       </w:pPr>
-      <w:hyperlink w:anchor="_Toc244085857" w:history="1">
+      <w:hyperlink w:anchor="_Toc244085994" w:history="1">
         <w:r>
           <w:rPr>
             <w:rStyle w:val="Hyperlink"/>
@@ -5574,7 +5574,7 @@
             <w:noProof/>
             <w:webHidden/>
           </w:rPr>
-          <w:instrText xml:space="preserve"> PAGEREF _Toc244085857 \h </w:instrText>
+          <w:instrText xml:space="preserve"> PAGEREF _Toc244085994 \h </w:instrText>
         </w:r>
         <w:r>
           <w:rPr>
@@ -5615,7 +5615,7 @@
           <w:noProof/>
         </w:rPr>
       </w:pPr>
-      <w:hyperlink w:anchor="_Toc244085858" w:history="1">
+      <w:hyperlink w:anchor="_Toc244085995" w:history="1">
         <w:r>
           <w:rPr>
             <w:rStyle w:val="Hyperlink"/>
@@ -5642,7 +5642,7 @@
             <w:noProof/>
             <w:webHidden/>
           </w:rPr>
-          <w:instrText xml:space="preserve"> PAGEREF _Toc244085858 \h </w:instrText>
+          <w:instrText xml:space="preserve"> PAGEREF _Toc244085995 \h </w:instrText>
         </w:r>
         <w:r>
           <w:rPr>
@@ -5683,7 +5683,7 @@
           <w:noProof/>
         </w:rPr>
       </w:pPr>
-      <w:hyperlink w:anchor="_Toc244085859" w:history="1">
+      <w:hyperlink w:anchor="_Toc244085996" w:history="1">
         <w:r>
           <w:rPr>
             <w:rStyle w:val="Hyperlink"/>
@@ -5710,7 +5710,7 @@
             <w:noProof/>
             <w:webHidden/>
           </w:rPr>
-          <w:instrText xml:space="preserve"> PAGEREF _Toc244085859 \h </w:instrText>
+          <w:instrText xml:space="preserve"> PAGEREF _Toc244085996 \h </w:instrText>
         </w:r>
         <w:r>
           <w:rPr>
@@ -5751,7 +5751,7 @@
           <w:noProof/>
         </w:rPr>
       </w:pPr>
-      <w:hyperlink w:anchor="_Toc244085860" w:history="1">
+      <w:hyperlink w:anchor="_Toc244085997" w:history="1">
         <w:r>
           <w:rPr>
             <w:rStyle w:val="Hyperlink"/>
@@ -5778,7 +5778,7 @@
             <w:noProof/>
             <w:webHidden/>
           </w:rPr>
-          <w:instrText xml:space="preserve"> PAGEREF _Toc244085860 \h </w:instrText>
+          <w:instrText xml:space="preserve"> PAGEREF _Toc244085997 \h </w:instrText>
         </w:r>
         <w:r>
           <w:rPr>
@@ -5819,7 +5819,7 @@
           <w:noProof/>
         </w:rPr>
       </w:pPr>
-      <w:hyperlink w:anchor="_Toc244085861" w:history="1">
+      <w:hyperlink w:anchor="_Toc244085998" w:history="1">
         <w:r>
           <w:rPr>
             <w:rStyle w:val="Hyperlink"/>
@@ -5846,7 +5846,7 @@
             <w:noProof/>
             <w:webHidden/>
           </w:rPr>
-          <w:instrText xml:space="preserve"> PAGEREF _Toc244085861 \h </w:instrText>
+          <w:instrText xml:space="preserve"> PAGEREF _Toc244085998 \h </w:instrText>
         </w:r>
         <w:r>
           <w:rPr>
@@ -5887,7 +5887,7 @@
           <w:noProof/>
         </w:rPr>
       </w:pPr>
-      <w:hyperlink w:anchor="_Toc244085862" w:history="1">
+      <w:hyperlink w:anchor="_Toc244085999" w:history="1">
         <w:r>
           <w:rPr>
             <w:rStyle w:val="Hyperlink"/>
@@ -5914,7 +5914,7 @@
             <w:noProof/>
             <w:webHidden/>
           </w:rPr>
-          <w:instrText xml:space="preserve"> PAGEREF _Toc244085862 \h </w:instrText>
+          <w:instrText xml:space="preserve"> PAGEREF _Toc244085999 \h </w:instrText>
         </w:r>
         <w:r>
           <w:rPr>
@@ -5955,7 +5955,7 @@
           <w:noProof/>
         </w:rPr>
       </w:pPr>
-      <w:hyperlink w:anchor="_Toc244085863" w:history="1">
+      <w:hyperlink w:anchor="_Toc244086000" w:history="1">
         <w:r>
           <w:rPr>
             <w:rStyle w:val="Hyperlink"/>
@@ -5982,7 +5982,7 @@
             <w:noProof/>
             <w:webHidden/>
           </w:rPr>
-          <w:instrText xml:space="preserve"> PAGEREF _Toc244085863 \h </w:instrText>
+          <w:instrText xml:space="preserve"> PAGEREF _Toc244086000 \h </w:instrText>
         </w:r>
         <w:r>
           <w:rPr>
@@ -6023,7 +6023,7 @@
           <w:noProof/>
         </w:rPr>
       </w:pPr>
-      <w:hyperlink w:anchor="_Toc244085864" w:history="1">
+      <w:hyperlink w:anchor="_Toc244086001" w:history="1">
         <w:r>
           <w:rPr>
             <w:rStyle w:val="Hyperlink"/>
@@ -6050,7 +6050,7 @@
             <w:noProof/>
             <w:webHidden/>
           </w:rPr>
-          <w:instrText xml:space="preserve"> PAGEREF _Toc244085864 \h </w:instrText>
+          <w:instrText xml:space="preserve"> PAGEREF _Toc244086001 \h </w:instrText>
         </w:r>
         <w:r>
           <w:rPr>
@@ -6091,7 +6091,7 @@
           <w:noProof/>
         </w:rPr>
       </w:pPr>
-      <w:hyperlink w:anchor="_Toc244085865" w:history="1">
+      <w:hyperlink w:anchor="_Toc244086002" w:history="1">
         <w:r>
           <w:rPr>
             <w:rStyle w:val="Hyperlink"/>
@@ -6118,7 +6118,7 @@
             <w:noProof/>
             <w:webHidden/>
           </w:rPr>
-          <w:instrText xml:space="preserve"> PAGEREF _Toc244085865 \h </w:instrText>
+          <w:instrText xml:space="preserve"> PAGEREF _Toc244086002 \h </w:instrText>
         </w:r>
         <w:r>
           <w:rPr>
@@ -6159,7 +6159,7 @@
           <w:noProof/>
         </w:rPr>
       </w:pPr>
-      <w:hyperlink w:anchor="_Toc244085866" w:history="1">
+      <w:hyperlink w:anchor="_Toc244086003" w:history="1">
         <w:r>
           <w:rPr>
             <w:rStyle w:val="Hyperlink"/>
@@ -6186,7 +6186,7 @@
             <w:noProof/>
             <w:webHidden/>
           </w:rPr>
-          <w:instrText xml:space="preserve"> PAGEREF _Toc244085866 \h </w:instrText>
+          <w:instrText xml:space="preserve"> PAGEREF _Toc244086003 \h </w:instrText>
         </w:r>
         <w:r>
           <w:rPr>
@@ -6227,7 +6227,7 @@
           <w:noProof/>
         </w:rPr>
       </w:pPr>
-      <w:hyperlink w:anchor="_Toc244085867" w:history="1">
+      <w:hyperlink w:anchor="_Toc244086004" w:history="1">
         <w:r>
           <w:rPr>
             <w:rStyle w:val="Hyperlink"/>
@@ -6254,7 +6254,7 @@
             <w:noProof/>
             <w:webHidden/>
           </w:rPr>
-          <w:instrText xml:space="preserve"> PAGEREF _Toc244085867 \h </w:instrText>
+          <w:instrText xml:space="preserve"> PAGEREF _Toc244086004 \h </w:instrText>
         </w:r>
         <w:r>
           <w:rPr>
@@ -6295,7 +6295,7 @@
           <w:noProof/>
         </w:rPr>
       </w:pPr>
-      <w:hyperlink w:anchor="_Toc244085868" w:history="1">
+      <w:hyperlink w:anchor="_Toc244086005" w:history="1">
         <w:r>
           <w:rPr>
             <w:rStyle w:val="Hyperlink"/>
@@ -6322,7 +6322,7 @@
             <w:noProof/>
             <w:webHidden/>
           </w:rPr>
-          <w:instrText xml:space="preserve"> PAGEREF _Toc244085868 \h </w:instrText>
+          <w:instrText xml:space="preserve"> PAGEREF _Toc244086005 \h </w:instrText>
         </w:r>
         <w:r>
           <w:rPr>
@@ -6363,7 +6363,7 @@
           <w:noProof/>
         </w:rPr>
       </w:pPr>
-      <w:hyperlink w:anchor="_Toc244085869" w:history="1">
+      <w:hyperlink w:anchor="_Toc244086006" w:history="1">
         <w:r>
           <w:rPr>
             <w:rStyle w:val="Hyperlink"/>
@@ -6390,7 +6390,7 @@
             <w:noProof/>
             <w:webHidden/>
           </w:rPr>
-          <w:instrText xml:space="preserve"> PAGEREF _Toc244085869 \h </w:instrText>
+          <w:instrText xml:space="preserve"> PAGEREF _Toc244086006 \h </w:instrText>
         </w:r>
         <w:r>
           <w:rPr>
@@ -6431,7 +6431,7 @@
           <w:noProof/>
         </w:rPr>
       </w:pPr>
-      <w:hyperlink w:anchor="_Toc244085870" w:history="1">
+      <w:hyperlink w:anchor="_Toc244086007" w:history="1">
         <w:r>
           <w:rPr>
             <w:rStyle w:val="Hyperlink"/>
@@ -6458,7 +6458,7 @@
             <w:noProof/>
             <w:webHidden/>
           </w:rPr>
-          <w:instrText xml:space="preserve"> PAGEREF _Toc244085870 \h </w:instrText>
+          <w:instrText xml:space="preserve"> PAGEREF _Toc244086007 \h </w:instrText>
         </w:r>
         <w:r>
           <w:rPr>
@@ -6499,7 +6499,7 @@
           <w:noProof/>
         </w:rPr>
       </w:pPr>
-      <w:hyperlink w:anchor="_Toc244085871" w:history="1">
+      <w:hyperlink w:anchor="_Toc244086008" w:history="1">
         <w:r>
           <w:rPr>
             <w:rStyle w:val="Hyperlink"/>
@@ -6526,7 +6526,7 @@
             <w:noProof/>
             <w:webHidden/>
           </w:rPr>
-          <w:instrText xml:space="preserve"> PAGEREF _Toc244085871 \h </w:instrText>
+          <w:instrText xml:space="preserve"> PAGEREF _Toc244086008 \h </w:instrText>
         </w:r>
         <w:r>
           <w:rPr>
@@ -6567,7 +6567,7 @@
           <w:noProof/>
         </w:rPr>
       </w:pPr>
-      <w:hyperlink w:anchor="_Toc244085872" w:history="1">
+      <w:hyperlink w:anchor="_Toc244086009" w:history="1">
         <w:r>
           <w:rPr>
             <w:rStyle w:val="Hyperlink"/>
@@ -6594,7 +6594,7 @@
             <w:noProof/>
             <w:webHidden/>
           </w:rPr>
-          <w:instrText xml:space="preserve"> PAGEREF _Toc244085872 \h </w:instrText>
+          <w:instrText xml:space="preserve"> PAGEREF _Toc244086009 \h </w:instrText>
         </w:r>
         <w:r>
           <w:rPr>
@@ -6635,7 +6635,7 @@
           <w:noProof/>
         </w:rPr>
       </w:pPr>
-      <w:hyperlink w:anchor="_Toc244085873" w:history="1">
+      <w:hyperlink w:anchor="_Toc244086010" w:history="1">
         <w:r>
           <w:rPr>
             <w:rStyle w:val="Hyperlink"/>
@@ -6662,7 +6662,7 @@
             <w:noProof/>
             <w:webHidden/>
           </w:rPr>
-          <w:instrText xml:space="preserve"> PAGEREF _Toc244085873 \h </w:instrText>
+          <w:instrText xml:space="preserve"> PAGEREF _Toc244086010 \h </w:instrText>
         </w:r>
         <w:r>
           <w:rPr>
@@ -6703,7 +6703,7 @@
           <w:noProof/>
         </w:rPr>
       </w:pPr>
-      <w:hyperlink w:anchor="_Toc244085874" w:history="1">
+      <w:hyperlink w:anchor="_Toc244086011" w:history="1">
         <w:r>
           <w:rPr>
             <w:rStyle w:val="Hyperlink"/>
@@ -6730,7 +6730,7 @@
             <w:noProof/>
             <w:webHidden/>
           </w:rPr>
-          <w:instrText xml:space="preserve"> PAGEREF _Toc244085874 \h </w:instrText>
+          <w:instrText xml:space="preserve"> PAGEREF _Toc244086011 \h </w:instrText>
         </w:r>
         <w:r>
           <w:rPr>
@@ -6771,7 +6771,7 @@
           <w:noProof/>
         </w:rPr>
       </w:pPr>
-      <w:hyperlink w:anchor="_Toc244085875" w:history="1">
+      <w:hyperlink w:anchor="_Toc244086012" w:history="1">
         <w:r>
           <w:rPr>
             <w:rStyle w:val="Hyperlink"/>
@@ -6798,7 +6798,7 @@
             <w:noProof/>
             <w:webHidden/>
           </w:rPr>
-          <w:instrText xml:space="preserve"> PAGEREF _Toc244085875 \h </w:instrText>
+          <w:instrText xml:space="preserve"> PAGEREF _Toc244086012 \h </w:instrText>
         </w:r>
         <w:r>
           <w:rPr>
@@ -6839,7 +6839,7 @@
           <w:noProof/>
         </w:rPr>
       </w:pPr>
-      <w:hyperlink w:anchor="_Toc244085876" w:history="1">
+      <w:hyperlink w:anchor="_Toc244086013" w:history="1">
         <w:r>
           <w:rPr>
             <w:rStyle w:val="Hyperlink"/>
@@ -6866,7 +6866,7 @@
             <w:noProof/>
             <w:webHidden/>
           </w:rPr>
-          <w:instrText xml:space="preserve"> PAGEREF _Toc244085876 \h </w:instrText>
+          <w:instrText xml:space="preserve"> PAGEREF _Toc244086013 \h </w:instrText>
         </w:r>
         <w:r>
           <w:rPr>
@@ -6907,7 +6907,7 @@
           <w:noProof/>
         </w:rPr>
       </w:pPr>
-      <w:hyperlink w:anchor="_Toc244085877" w:history="1">
+      <w:hyperlink w:anchor="_Toc244086014" w:history="1">
         <w:r>
           <w:rPr>
             <w:rStyle w:val="Hyperlink"/>
@@ -6934,7 +6934,7 @@
             <w:noProof/>
             <w:webHidden/>
           </w:rPr>
-          <w:instrText xml:space="preserve"> PAGEREF _Toc244085877 \h </w:instrText>
+          <w:instrText xml:space="preserve"> PAGEREF _Toc244086014 \h </w:instrText>
         </w:r>
         <w:r>
           <w:rPr>
@@ -6975,7 +6975,7 @@
           <w:noProof/>
         </w:rPr>
       </w:pPr>
-      <w:hyperlink w:anchor="_Toc244085878" w:history="1">
+      <w:hyperlink w:anchor="_Toc244086015" w:history="1">
         <w:r>
           <w:rPr>
             <w:rStyle w:val="Hyperlink"/>
@@ -7002,7 +7002,7 @@
             <w:noProof/>
             <w:webHidden/>
           </w:rPr>
-          <w:instrText xml:space="preserve"> PAGEREF _Toc244085878 \h </w:instrText>
+          <w:instrText xml:space="preserve"> PAGEREF _Toc244086015 \h </w:instrText>
         </w:r>
         <w:r>
           <w:rPr>
@@ -7043,7 +7043,7 @@
           <w:noProof/>
         </w:rPr>
       </w:pPr>
-      <w:hyperlink w:anchor="_Toc244085879" w:history="1">
+      <w:hyperlink w:anchor="_Toc244086016" w:history="1">
         <w:r>
           <w:rPr>
             <w:rStyle w:val="Hyperlink"/>
@@ -7070,7 +7070,7 @@
             <w:noProof/>
             <w:webHidden/>
           </w:rPr>
-          <w:instrText xml:space="preserve"> PAGEREF _Toc244085879 \h </w:instrText>
+          <w:instrText xml:space="preserve"> PAGEREF _Toc244086016 \h </w:instrText>
         </w:r>
         <w:r>
           <w:rPr>
@@ -7111,7 +7111,7 @@
           <w:noProof/>
         </w:rPr>
       </w:pPr>
-      <w:hyperlink w:anchor="_Toc244085880" w:history="1">
+      <w:hyperlink w:anchor="_Toc244086017" w:history="1">
         <w:r>
           <w:rPr>
             <w:rStyle w:val="Hyperlink"/>
@@ -7138,7 +7138,7 @@
             <w:noProof/>
             <w:webHidden/>
           </w:rPr>
-          <w:instrText xml:space="preserve"> PAGEREF _Toc244085880 \h </w:instrText>
+          <w:instrText xml:space="preserve"> PAGEREF _Toc244086017 \h </w:instrText>
         </w:r>
         <w:r>
           <w:rPr>
@@ -7179,7 +7179,7 @@
           <w:noProof/>
         </w:rPr>
       </w:pPr>
-      <w:hyperlink w:anchor="_Toc244085881" w:history="1">
+      <w:hyperlink w:anchor="_Toc244086018" w:history="1">
         <w:r>
           <w:rPr>
             <w:rStyle w:val="Hyperlink"/>
@@ -7206,7 +7206,7 @@
             <w:noProof/>
             <w:webHidden/>
           </w:rPr>
-          <w:instrText xml:space="preserve"> PAGEREF _Toc244085881 \h </w:instrText>
+          <w:instrText xml:space="preserve"> PAGEREF _Toc244086018 \h </w:instrText>
         </w:r>
         <w:r>
           <w:rPr>
@@ -7247,7 +7247,7 @@
           <w:noProof/>
         </w:rPr>
       </w:pPr>
-      <w:hyperlink w:anchor="_Toc244085882" w:history="1">
+      <w:hyperlink w:anchor="_Toc244086019" w:history="1">
         <w:r>
           <w:rPr>
             <w:rStyle w:val="Hyperlink"/>
@@ -7274,7 +7274,7 @@
             <w:noProof/>
             <w:webHidden/>
           </w:rPr>
-          <w:instrText xml:space="preserve"> PAGEREF _Toc244085882 \h </w:instrText>
+          <w:instrText xml:space="preserve"> PAGEREF _Toc244086019 \h </w:instrText>
         </w:r>
         <w:r>
           <w:rPr>
@@ -7315,7 +7315,7 @@
           <w:noProof/>
         </w:rPr>
       </w:pPr>
-      <w:hyperlink w:anchor="_Toc244085883" w:history="1">
+      <w:hyperlink w:anchor="_Toc244086020" w:history="1">
         <w:r>
           <w:rPr>
             <w:rStyle w:val="Hyperlink"/>
@@ -7342,7 +7342,7 @@
             <w:noProof/>
             <w:webHidden/>
           </w:rPr>
-          <w:instrText xml:space="preserve"> PAGEREF _Toc244085883 \h </w:instrText>
+          <w:instrText xml:space="preserve"> PAGEREF _Toc244086020 \h </w:instrText>
         </w:r>
         <w:r>
           <w:rPr>
@@ -7383,7 +7383,7 @@
           <w:noProof/>
         </w:rPr>
       </w:pPr>
-      <w:hyperlink w:anchor="_Toc244085884" w:history="1">
+      <w:hyperlink w:anchor="_Toc244086021" w:history="1">
         <w:r>
           <w:rPr>
             <w:rStyle w:val="Hyperlink"/>
@@ -7410,7 +7410,7 @@
             <w:noProof/>
             <w:webHidden/>
           </w:rPr>
-          <w:instrText xml:space="preserve"> PAGEREF _Toc244085884 \h </w:instrText>
+          <w:instrText xml:space="preserve"> PAGEREF _Toc244086021 \h </w:instrText>
         </w:r>
         <w:r>
           <w:rPr>
@@ -7451,7 +7451,7 @@
           <w:noProof/>
         </w:rPr>
       </w:pPr>
-      <w:hyperlink w:anchor="_Toc244085885" w:history="1">
+      <w:hyperlink w:anchor="_Toc244086022" w:history="1">
         <w:r>
           <w:rPr>
             <w:rStyle w:val="Hyperlink"/>
@@ -7478,7 +7478,7 @@
             <w:noProof/>
             <w:webHidden/>
           </w:rPr>
-          <w:instrText xml:space="preserve"> PAGEREF _Toc244085885 \h </w:instrText>
+          <w:instrText xml:space="preserve"> PAGEREF _Toc244086022 \h </w:instrText>
         </w:r>
         <w:r>
           <w:rPr>
@@ -7519,7 +7519,7 @@
           <w:noProof/>
         </w:rPr>
       </w:pPr>
-      <w:hyperlink w:anchor="_Toc244085886" w:history="1">
+      <w:hyperlink w:anchor="_Toc244086023" w:history="1">
         <w:r>
           <w:rPr>
             <w:rStyle w:val="Hyperlink"/>
@@ -7546,7 +7546,7 @@
             <w:noProof/>
             <w:webHidden/>
           </w:rPr>
-          <w:instrText xml:space="preserve"> PAGEREF _Toc244085886 \h </w:instrText>
+          <w:instrText xml:space="preserve"> PAGEREF _Toc244086023 \h </w:instrText>
         </w:r>
         <w:r>
           <w:rPr>
@@ -7587,7 +7587,7 @@
           <w:noProof/>
         </w:rPr>
       </w:pPr>
-      <w:hyperlink w:anchor="_Toc244085887" w:history="1">
+      <w:hyperlink w:anchor="_Toc244086024" w:history="1">
         <w:r>
           <w:rPr>
             <w:rStyle w:val="Hyperlink"/>
@@ -7614,7 +7614,7 @@
             <w:noProof/>
             <w:webHidden/>
           </w:rPr>
-          <w:instrText xml:space="preserve"> PAGEREF _Toc244085887 \h </w:instrText>
+          <w:instrText xml:space="preserve"> PAGEREF _Toc244086024 \h </w:instrText>
         </w:r>
         <w:r>
           <w:rPr>
@@ -7655,7 +7655,7 @@
           <w:noProof/>
         </w:rPr>
       </w:pPr>
-      <w:hyperlink w:anchor="_Toc244085888" w:history="1">
+      <w:hyperlink w:anchor="_Toc244086025" w:history="1">
         <w:r>
           <w:rPr>
             <w:rStyle w:val="Hyperlink"/>
@@ -7682,7 +7682,7 @@
             <w:noProof/>
             <w:webHidden/>
           </w:rPr>
-          <w:instrText xml:space="preserve"> PAGEREF _Toc244085888 \h </w:instrText>
+          <w:instrText xml:space="preserve"> PAGEREF _Toc244086025 \h </w:instrText>
         </w:r>
         <w:r>
           <w:rPr>
@@ -7723,7 +7723,7 @@
           <w:noProof/>
         </w:rPr>
       </w:pPr>
-      <w:hyperlink w:anchor="_Toc244085889" w:history="1">
+      <w:hyperlink w:anchor="_Toc244086026" w:history="1">
         <w:r>
           <w:rPr>
             <w:rStyle w:val="Hyperlink"/>
@@ -7750,7 +7750,7 @@
             <w:noProof/>
             <w:webHidden/>
           </w:rPr>
-          <w:instrText xml:space="preserve"> PAGEREF _Toc244085889 \h </w:instrText>
+          <w:instrText xml:space="preserve"> PAGEREF _Toc244086026 \h </w:instrText>
         </w:r>
         <w:r>
           <w:rPr>
@@ -7791,7 +7791,7 @@
           <w:noProof/>
         </w:rPr>
       </w:pPr>
-      <w:hyperlink w:anchor="_Toc244085890" w:history="1">
+      <w:hyperlink w:anchor="_Toc244086027" w:history="1">
         <w:r>
           <w:rPr>
             <w:rStyle w:val="Hyperlink"/>
@@ -7818,7 +7818,7 @@
             <w:noProof/>
             <w:webHidden/>
           </w:rPr>
-          <w:instrText xml:space="preserve"> PAGEREF _Toc244085890 \h </w:instrText>
+          <w:instrText xml:space="preserve"> PAGEREF _Toc244086027 \h </w:instrText>
         </w:r>
         <w:r>
           <w:rPr>
@@ -7859,7 +7859,7 @@
           <w:noProof/>
         </w:rPr>
       </w:pPr>
-      <w:hyperlink w:anchor="_Toc244085891" w:history="1">
+      <w:hyperlink w:anchor="_Toc244086028" w:history="1">
         <w:r>
           <w:rPr>
             <w:rStyle w:val="Hyperlink"/>
@@ -7886,7 +7886,7 @@
             <w:noProof/>
             <w:webHidden/>
           </w:rPr>
-          <w:instrText xml:space="preserve"> PAGEREF _Toc244085891 \h </w:instrText>
+          <w:instrText xml:space="preserve"> PAGEREF _Toc244086028 \h </w:instrText>
         </w:r>
         <w:r>
           <w:rPr>
@@ -7934,7 +7934,7 @@
       <w:pPr>
         <w:pStyle w:val="Heading1"/>
       </w:pPr>
-      <w:bookmarkStart w:id="3" w:name="_Toc244085844"/>
+      <w:bookmarkStart w:id="3" w:name="_Toc244085981"/>
       <w:r>
         <w:rPr>
           <w:rFonts w:ascii="Times New Roman" w:hAnsi="Times New Roman"/>
@@ -9306,7 +9306,7 @@
       <w:pPr>
         <w:pStyle w:val="Heading1"/>
       </w:pPr>
-      <w:bookmarkStart w:id="4" w:name="_Toc244085845"/>
+      <w:bookmarkStart w:id="4" w:name="_Toc244085982"/>
       <w:r>
         <w:rPr>
           <w:rFonts w:ascii="Times New Roman" w:hAnsi="Times New Roman"/>
@@ -9376,7 +9376,7 @@
       <w:r>
         <w:fldChar w:fldCharType="separate"/>
       </w:r>
-      <w:hyperlink w:anchor="_Toc244085892" w:history="1">
+      <w:hyperlink w:anchor="_Toc244086029" w:history="1">
         <w:r>
           <w:rPr>
             <w:rStyle w:val="Hyperlink"/>
@@ -9403,7 +9403,7 @@
             <w:noProof/>
             <w:webHidden/>
           </w:rPr>
-          <w:instrText xml:space="preserve"> PAGEREF _Toc244085892 \h </w:instrText>
+          <w:instrText xml:space="preserve"> PAGEREF _Toc244086029 \h </w:instrText>
         </w:r>
         <w:r>
           <w:rPr>
@@ -9450,7 +9450,7 @@
           <w14:ligatures w14:val="standardContextual"/>
         </w:rPr>
       </w:pPr>
-      <w:hyperlink w:anchor="_Toc244085893" w:history="1">
+      <w:hyperlink w:anchor="_Toc244086030" w:history="1">
         <w:r>
           <w:rPr>
             <w:rStyle w:val="Hyperlink"/>
@@ -9477,7 +9477,7 @@
             <w:noProof/>
             <w:webHidden/>
           </w:rPr>
-          <w:instrText xml:space="preserve"> PAGEREF _Toc244085893 \h </w:instrText>
+          <w:instrText xml:space="preserve"> PAGEREF _Toc244086030 \h </w:instrText>
         </w:r>
         <w:r>
           <w:rPr>
@@ -9524,7 +9524,7 @@
           <w14:ligatures w14:val="standardContextual"/>
         </w:rPr>
       </w:pPr>
-      <w:hyperlink w:anchor="_Toc244085894" w:history="1">
+      <w:hyperlink w:anchor="_Toc244086031" w:history="1">
         <w:r>
           <w:rPr>
             <w:rStyle w:val="Hyperlink"/>
@@ -9551,7 +9551,7 @@
             <w:noProof/>
             <w:webHidden/>
           </w:rPr>
-          <w:instrText xml:space="preserve"> PAGEREF _Toc244085894 \h </w:instrText>
+          <w:instrText xml:space="preserve"> PAGEREF _Toc244086031 \h </w:instrText>
         </w:r>
         <w:r>
           <w:rPr>
@@ -9598,7 +9598,7 @@
           <w14:ligatures w14:val="standardContextual"/>
         </w:rPr>
       </w:pPr>
-      <w:hyperlink w:anchor="_Toc244085895" w:history="1">
+      <w:hyperlink w:anchor="_Toc244086032" w:history="1">
         <w:r>
           <w:rPr>
             <w:rStyle w:val="Hyperlink"/>
@@ -9625,7 +9625,7 @@
             <w:noProof/>
             <w:webHidden/>
           </w:rPr>
-          <w:instrText xml:space="preserve"> PAGEREF _Toc244085895 \h </w:instrText>
+          <w:instrText xml:space="preserve"> PAGEREF _Toc244086032 \h </w:instrText>
         </w:r>
         <w:r>
           <w:rPr>
@@ -9672,7 +9672,7 @@
           <w14:ligatures w14:val="standardContextual"/>
         </w:rPr>
       </w:pPr>
-      <w:hyperlink w:anchor="_Toc244085896" w:history="1">
+      <w:hyperlink w:anchor="_Toc244086033" w:history="1">
         <w:r>
           <w:rPr>
             <w:rStyle w:val="Hyperlink"/>
@@ -9699,7 +9699,7 @@
             <w:noProof/>
             <w:webHidden/>
           </w:rPr>
-          <w:instrText xml:space="preserve"> PAGEREF _Toc244085896 \h </w:instrText>
+          <w:instrText xml:space="preserve"> PAGEREF _Toc244086033 \h </w:instrText>
         </w:r>
         <w:r>
           <w:rPr>
@@ -9746,7 +9746,7 @@
           <w14:ligatures w14:val="standardContextual"/>
         </w:rPr>
       </w:pPr>
-      <w:hyperlink w:anchor="_Toc244085897" w:history="1">
+      <w:hyperlink w:anchor="_Toc244086034" w:history="1">
         <w:r>
           <w:rPr>
             <w:rStyle w:val="Hyperlink"/>
@@ -9773,7 +9773,7 @@
             <w:noProof/>
             <w:webHidden/>
           </w:rPr>
-          <w:instrText xml:space="preserve"> PAGEREF _Toc244085897 \h </w:instrText>
+          <w:instrText xml:space="preserve"> PAGEREF _Toc244086034 \h </w:instrText>
         </w:r>
         <w:r>
           <w:rPr>
@@ -9820,7 +9820,7 @@
           <w14:ligatures w14:val="standardContextual"/>
         </w:rPr>
       </w:pPr>
-      <w:hyperlink w:anchor="_Toc244085898" w:history="1">
+      <w:hyperlink w:anchor="_Toc244086035" w:history="1">
         <w:r>
           <w:rPr>
             <w:rStyle w:val="Hyperlink"/>
@@ -9847,7 +9847,7 @@
             <w:noProof/>
             <w:webHidden/>
           </w:rPr>
-          <w:instrText xml:space="preserve"> PAGEREF _Toc244085898 \h </w:instrText>
+          <w:instrText xml:space="preserve"> PAGEREF _Toc244086035 \h </w:instrText>
         </w:r>
         <w:r>
           <w:rPr>
@@ -9894,7 +9894,7 @@
           <w14:ligatures w14:val="standardContextual"/>
         </w:rPr>
       </w:pPr>
-      <w:hyperlink w:anchor="_Toc244085899" w:history="1">
+      <w:hyperlink w:anchor="_Toc244086036" w:history="1">
         <w:r>
           <w:rPr>
             <w:rStyle w:val="Hyperlink"/>
@@ -9921,7 +9921,7 @@
             <w:noProof/>
             <w:webHidden/>
           </w:rPr>
-          <w:instrText xml:space="preserve"> PAGEREF _Toc244085899 \h </w:instrText>
+          <w:instrText xml:space="preserve"> PAGEREF _Toc244086036 \h </w:instrText>
         </w:r>
         <w:r>
           <w:rPr>
@@ -9968,7 +9968,7 @@
           <w14:ligatures w14:val="standardContextual"/>
         </w:rPr>
       </w:pPr>
-      <w:hyperlink w:anchor="_Toc244085900" w:history="1">
+      <w:hyperlink w:anchor="_Toc244086037" w:history="1">
         <w:r>
           <w:rPr>
             <w:rStyle w:val="Hyperlink"/>
@@ -9995,7 +9995,7 @@
             <w:noProof/>
             <w:webHidden/>
           </w:rPr>
-          <w:instrText xml:space="preserve"> PAGEREF _Toc244085900 \h </w:instrText>
+          <w:instrText xml:space="preserve"> PAGEREF _Toc244086037 \h </w:instrText>
         </w:r>
         <w:r>
           <w:rPr>
@@ -10042,7 +10042,7 @@
           <w14:ligatures w14:val="standardContextual"/>
         </w:rPr>
       </w:pPr>
-      <w:hyperlink w:anchor="_Toc244085901" w:history="1">
+      <w:hyperlink w:anchor="_Toc244086038" w:history="1">
         <w:r>
           <w:rPr>
             <w:rStyle w:val="Hyperlink"/>
@@ -10069,7 +10069,7 @@
             <w:noProof/>
             <w:webHidden/>
           </w:rPr>
-          <w:instrText xml:space="preserve"> PAGEREF _Toc244085901 \h </w:instrText>
+          <w:instrText xml:space="preserve"> PAGEREF _Toc244086038 \h </w:instrText>
         </w:r>
         <w:r>
           <w:rPr>
@@ -10116,7 +10116,7 @@
           <w14:ligatures w14:val="standardContextual"/>
         </w:rPr>
       </w:pPr>
-      <w:hyperlink w:anchor="_Toc244085902" w:history="1">
+      <w:hyperlink w:anchor="_Toc244086039" w:history="1">
         <w:r>
           <w:rPr>
             <w:rStyle w:val="Hyperlink"/>
@@ -10143,7 +10143,7 @@
             <w:noProof/>
             <w:webHidden/>
           </w:rPr>
-          <w:instrText xml:space="preserve"> PAGEREF _Toc244085902 \h </w:instrText>
+          <w:instrText xml:space="preserve"> PAGEREF _Toc244086039 \h </w:instrText>
         </w:r>
         <w:r>
           <w:rPr>
@@ -10190,7 +10190,7 @@
           <w14:ligatures w14:val="standardContextual"/>
         </w:rPr>
       </w:pPr>
-      <w:hyperlink w:anchor="_Toc244085903" w:history="1">
+      <w:hyperlink w:anchor="_Toc244086040" w:history="1">
         <w:r>
           <w:rPr>
             <w:rStyle w:val="Hyperlink"/>
@@ -10217,7 +10217,7 @@
             <w:noProof/>
             <w:webHidden/>
           </w:rPr>
-          <w:instrText xml:space="preserve"> PAGEREF _Toc244085903 \h </w:instrText>
+          <w:instrText xml:space="preserve"> PAGEREF _Toc244086040 \h </w:instrText>
         </w:r>
         <w:r>
           <w:rPr>
@@ -10265,7 +10265,7 @@
       <w:pPr>
         <w:pStyle w:val="Heading1"/>
       </w:pPr>
-      <w:bookmarkStart w:id="5" w:name="_Toc244085846"/>
+      <w:bookmarkStart w:id="5" w:name="_Toc244085983"/>
       <w:r>
         <w:rPr>
           <w:rFonts w:ascii="Times New Roman" w:hAnsi="Times New Roman"/>
@@ -10341,7 +10341,7 @@
       <w:r>
         <w:fldChar w:fldCharType="separate"/>
       </w:r>
-      <w:hyperlink w:anchor="_Toc244085904" w:history="1">
+      <w:hyperlink w:anchor="_Toc244086041" w:history="1">
         <w:r>
           <w:rPr>
             <w:rStyle w:val="Hyperlink"/>
@@ -10368,7 +10368,7 @@
             <w:noProof/>
             <w:webHidden/>
           </w:rPr>
-          <w:instrText xml:space="preserve"> PAGEREF _Toc244085904 \h </w:instrText>
+          <w:instrText xml:space="preserve"> PAGEREF _Toc244086041 \h </w:instrText>
         </w:r>
         <w:r>
           <w:rPr>
@@ -10415,7 +10415,7 @@
           <w14:ligatures w14:val="standardContextual"/>
         </w:rPr>
       </w:pPr>
-      <w:hyperlink w:anchor="_Toc244085905" w:history="1">
+      <w:hyperlink w:anchor="_Toc244086042" w:history="1">
         <w:r>
           <w:rPr>
             <w:rStyle w:val="Hyperlink"/>
@@ -10442,7 +10442,7 @@
             <w:noProof/>
             <w:webHidden/>
           </w:rPr>
-          <w:instrText xml:space="preserve"> PAGEREF _Toc244085905 \h </w:instrText>
+          <w:instrText xml:space="preserve"> PAGEREF _Toc244086042 \h </w:instrText>
         </w:r>
         <w:r>
           <w:rPr>
@@ -10489,7 +10489,7 @@
           <w14:ligatures w14:val="standardContextual"/>
         </w:rPr>
       </w:pPr>
-      <w:hyperlink w:anchor="_Toc244085906" w:history="1">
+      <w:hyperlink w:anchor="_Toc244086043" w:history="1">
         <w:r>
           <w:rPr>
             <w:rStyle w:val="Hyperlink"/>
@@ -10516,7 +10516,7 @@
             <w:noProof/>
             <w:webHidden/>
           </w:rPr>
-          <w:instrText xml:space="preserve"> PAGEREF _Toc244085906 \h </w:instrText>
+          <w:instrText xml:space="preserve"> PAGEREF _Toc244086043 \h </w:instrText>
         </w:r>
         <w:r>
           <w:rPr>
@@ -10563,7 +10563,7 @@
           <w14:ligatures w14:val="standardContextual"/>
         </w:rPr>
       </w:pPr>
-      <w:hyperlink w:anchor="_Toc244085907" w:history="1">
+      <w:hyperlink w:anchor="_Toc244086044" w:history="1">
         <w:r>
           <w:rPr>
             <w:rStyle w:val="Hyperlink"/>
@@ -10590,7 +10590,7 @@
             <w:noProof/>
             <w:webHidden/>
           </w:rPr>
-          <w:instrText xml:space="preserve"> PAGEREF _Toc244085907 \h </w:instrText>
+          <w:instrText xml:space="preserve"> PAGEREF _Toc244086044 \h </w:instrText>
         </w:r>
         <w:r>
           <w:rPr>
@@ -10637,7 +10637,7 @@
           <w14:ligatures w14:val="standardContextual"/>
         </w:rPr>
       </w:pPr>
-      <w:hyperlink w:anchor="_Toc244085908" w:history="1">
+      <w:hyperlink w:anchor="_Toc244086045" w:history="1">
         <w:r>
           <w:rPr>
             <w:rStyle w:val="Hyperlink"/>
@@ -10664,7 +10664,7 @@
             <w:noProof/>
             <w:webHidden/>
           </w:rPr>
-          <w:instrText xml:space="preserve"> PAGEREF _Toc244085908 \h </w:instrText>
+          <w:instrText xml:space="preserve"> PAGEREF _Toc244086045 \h </w:instrText>
         </w:r>
         <w:r>
           <w:rPr>
@@ -10711,7 +10711,7 @@
           <w14:ligatures w14:val="standardContextual"/>
         </w:rPr>
       </w:pPr>
-      <w:hyperlink w:anchor="_Toc244085909" w:history="1">
+      <w:hyperlink w:anchor="_Toc244086046" w:history="1">
         <w:r>
           <w:rPr>
             <w:rStyle w:val="Hyperlink"/>
@@ -10738,7 +10738,7 @@
             <w:noProof/>
             <w:webHidden/>
           </w:rPr>
-          <w:instrText xml:space="preserve"> PAGEREF _Toc244085909 \h </w:instrText>
+          <w:instrText xml:space="preserve"> PAGEREF _Toc244086046 \h </w:instrText>
         </w:r>
         <w:r>
           <w:rPr>
@@ -10785,7 +10785,7 @@
           <w14:ligatures w14:val="standardContextual"/>
         </w:rPr>
       </w:pPr>
-      <w:hyperlink w:anchor="_Toc244085910" w:history="1">
+      <w:hyperlink w:anchor="_Toc244086047" w:history="1">
         <w:r>
           <w:rPr>
             <w:rStyle w:val="Hyperlink"/>
@@ -10812,7 +10812,7 @@
             <w:noProof/>
             <w:webHidden/>
           </w:rPr>
-          <w:instrText xml:space="preserve"> PAGEREF _Toc244085910 \h </w:instrText>
+          <w:instrText xml:space="preserve"> PAGEREF _Toc244086047 \h </w:instrText>
         </w:r>
         <w:r>
           <w:rPr>
@@ -10859,7 +10859,7 @@
           <w14:ligatures w14:val="standardContextual"/>
         </w:rPr>
       </w:pPr>
-      <w:hyperlink w:anchor="_Toc244085911" w:history="1">
+      <w:hyperlink w:anchor="_Toc244086048" w:history="1">
         <w:r>
           <w:rPr>
             <w:rStyle w:val="Hyperlink"/>
@@ -10886,7 +10886,7 @@
             <w:noProof/>
             <w:webHidden/>
           </w:rPr>
-          <w:instrText xml:space="preserve"> PAGEREF _Toc244085911 \h </w:instrText>
+          <w:instrText xml:space="preserve"> PAGEREF _Toc244086048 \h </w:instrText>
         </w:r>
         <w:r>
           <w:rPr>
@@ -10933,7 +10933,7 @@
           <w14:ligatures w14:val="standardContextual"/>
         </w:rPr>
       </w:pPr>
-      <w:hyperlink w:anchor="_Toc244085912" w:history="1">
+      <w:hyperlink w:anchor="_Toc244086049" w:history="1">
         <w:r>
           <w:rPr>
             <w:rStyle w:val="Hyperlink"/>
@@ -10960,7 +10960,7 @@
             <w:noProof/>
             <w:webHidden/>
           </w:rPr>
-          <w:instrText xml:space="preserve"> PAGEREF _Toc244085912 \h </w:instrText>
+          <w:instrText xml:space="preserve"> PAGEREF _Toc244086049 \h </w:instrText>
         </w:r>
         <w:r>
           <w:rPr>
@@ -11007,7 +11007,7 @@
           <w14:ligatures w14:val="standardContextual"/>
         </w:rPr>
       </w:pPr>
-      <w:hyperlink w:anchor="_Toc244085913" w:history="1">
+      <w:hyperlink w:anchor="_Toc244086050" w:history="1">
         <w:r>
           <w:rPr>
             <w:rStyle w:val="Hyperlink"/>
@@ -11034,7 +11034,7 @@
             <w:noProof/>
             <w:webHidden/>
           </w:rPr>
-          <w:instrText xml:space="preserve"> PAGEREF _Toc244085913 \h </w:instrText>
+          <w:instrText xml:space="preserve"> PAGEREF _Toc244086050 \h </w:instrText>
         </w:r>
         <w:r>
           <w:rPr>
@@ -11081,7 +11081,7 @@
           <w14:ligatures w14:val="standardContextual"/>
         </w:rPr>
       </w:pPr>
-      <w:hyperlink w:anchor="_Toc244085914" w:history="1">
+      <w:hyperlink w:anchor="_Toc244086051" w:history="1">
         <w:r>
           <w:rPr>
             <w:rStyle w:val="Hyperlink"/>
@@ -11108,7 +11108,7 @@
             <w:noProof/>
             <w:webHidden/>
           </w:rPr>
-          <w:instrText xml:space="preserve"> PAGEREF _Toc244085914 \h </w:instrText>
+          <w:instrText xml:space="preserve"> PAGEREF _Toc244086051 \h </w:instrText>
         </w:r>
         <w:r>
           <w:rPr>
@@ -11155,7 +11155,7 @@
           <w14:ligatures w14:val="standardContextual"/>
         </w:rPr>
       </w:pPr>
-      <w:hyperlink w:anchor="_Toc244085915" w:history="1">
+      <w:hyperlink w:anchor="_Toc244086052" w:history="1">
         <w:r>
           <w:rPr>
             <w:rStyle w:val="Hyperlink"/>
@@ -11182,7 +11182,7 @@
             <w:noProof/>
             <w:webHidden/>
           </w:rPr>
-          <w:instrText xml:space="preserve"> PAGEREF _Toc244085915 \h </w:instrText>
+          <w:instrText xml:space="preserve"> PAGEREF _Toc244086052 \h </w:instrText>
         </w:r>
         <w:r>
           <w:rPr>
@@ -11229,7 +11229,7 @@
           <w14:ligatures w14:val="standardContextual"/>
         </w:rPr>
       </w:pPr>
-      <w:hyperlink w:anchor="_Toc244085916" w:history="1">
+      <w:hyperlink w:anchor="_Toc244086053" w:history="1">
         <w:r>
           <w:rPr>
             <w:rStyle w:val="Hyperlink"/>
@@ -11256,7 +11256,7 @@
             <w:noProof/>
             <w:webHidden/>
           </w:rPr>
-          <w:instrText xml:space="preserve"> PAGEREF _Toc244085916 \h </w:instrText>
+          <w:instrText xml:space="preserve"> PAGEREF _Toc244086053 \h </w:instrText>
         </w:r>
         <w:r>
           <w:rPr>
@@ -11303,7 +11303,7 @@
           <w14:ligatures w14:val="standardContextual"/>
         </w:rPr>
       </w:pPr>
-      <w:hyperlink w:anchor="_Toc244085917" w:history="1">
+      <w:hyperlink w:anchor="_Toc244086054" w:history="1">
         <w:r>
           <w:rPr>
             <w:rStyle w:val="Hyperlink"/>
@@ -11330,7 +11330,7 @@
             <w:noProof/>
             <w:webHidden/>
           </w:rPr>
-          <w:instrText xml:space="preserve"> PAGEREF _Toc244085917 \h </w:instrText>
+          <w:instrText xml:space="preserve"> PAGEREF _Toc244086054 \h </w:instrText>
         </w:r>
         <w:r>
           <w:rPr>
@@ -11377,7 +11377,7 @@
           <w14:ligatures w14:val="standardContextual"/>
         </w:rPr>
       </w:pPr>
-      <w:hyperlink w:anchor="_Toc244085918" w:history="1">
+      <w:hyperlink w:anchor="_Toc244086055" w:history="1">
         <w:r>
           <w:rPr>
             <w:rStyle w:val="Hyperlink"/>
@@ -11404,7 +11404,7 @@
             <w:noProof/>
             <w:webHidden/>
           </w:rPr>
-          <w:instrText xml:space="preserve"> PAGEREF _Toc244085918 \h </w:instrText>
+          <w:instrText xml:space="preserve"> PAGEREF _Toc244086055 \h </w:instrText>
         </w:r>
         <w:r>
           <w:rPr>
@@ -11451,7 +11451,7 @@
           <w14:ligatures w14:val="standardContextual"/>
         </w:rPr>
       </w:pPr>
-      <w:hyperlink w:anchor="_Toc244085919" w:history="1">
+      <w:hyperlink w:anchor="_Toc244086056" w:history="1">
         <w:r>
           <w:rPr>
             <w:rStyle w:val="Hyperlink"/>
@@ -11478,7 +11478,7 @@
             <w:noProof/>
             <w:webHidden/>
           </w:rPr>
-          <w:instrText xml:space="preserve"> PAGEREF _Toc244085919 \h </w:instrText>
+          <w:instrText xml:space="preserve"> PAGEREF _Toc244086056 \h </w:instrText>
         </w:r>
         <w:r>
           <w:rPr>
@@ -11525,7 +11525,7 @@
           <w14:ligatures w14:val="standardContextual"/>
         </w:rPr>
       </w:pPr>
-      <w:hyperlink w:anchor="_Toc244085920" w:history="1">
+      <w:hyperlink w:anchor="_Toc244086057" w:history="1">
         <w:r>
           <w:rPr>
             <w:rStyle w:val="Hyperlink"/>
@@ -11552,7 +11552,7 @@
             <w:noProof/>
             <w:webHidden/>
           </w:rPr>
-          <w:instrText xml:space="preserve"> PAGEREF _Toc244085920 \h </w:instrText>
+          <w:instrText xml:space="preserve"> PAGEREF _Toc244086057 \h </w:instrText>
         </w:r>
         <w:r>
           <w:rPr>
@@ -11599,7 +11599,7 @@
           <w14:ligatures w14:val="standardContextual"/>
         </w:rPr>
       </w:pPr>
-      <w:hyperlink w:anchor="_Toc244085921" w:history="1">
+      <w:hyperlink w:anchor="_Toc244086058" w:history="1">
         <w:r>
           <w:rPr>
             <w:rStyle w:val="Hyperlink"/>
@@ -11626,7 +11626,7 @@
             <w:noProof/>
             <w:webHidden/>
           </w:rPr>
-          <w:instrText xml:space="preserve"> PAGEREF _Toc244085921 \h </w:instrText>
+          <w:instrText xml:space="preserve"> PAGEREF _Toc244086058 \h </w:instrText>
         </w:r>
         <w:r>
           <w:rPr>
@@ -11688,7 +11688,7 @@
         <w:pStyle w:val="Heading1"/>
         <w:jc w:val="center"/>
       </w:pPr>
-      <w:bookmarkStart w:id="6" w:name="_Toc244085847"/>
+      <w:bookmarkStart w:id="6" w:name="_Toc244085984"/>
       <w:r>
         <w:rPr>
           <w:rFonts w:ascii="Times New Roman" w:hAnsi="Times New Roman"/>
@@ -11762,7 +11762,7 @@
       <w:pPr>
         <w:pStyle w:val="Heading2"/>
       </w:pPr>
-      <w:bookmarkStart w:id="7" w:name="_Toc244085848"/>
+      <w:bookmarkStart w:id="7" w:name="_Toc244085985"/>
       <w:r>
         <w:rPr>
           <w:rFonts w:ascii="Times New Roman" w:hAnsi="Times New Roman"/>
@@ -12337,7 +12337,7 @@
       <w:pPr>
         <w:pStyle w:val="Heading2"/>
       </w:pPr>
-      <w:bookmarkStart w:id="8" w:name="_Toc244085849"/>
+      <w:bookmarkStart w:id="8" w:name="_Toc244085986"/>
       <w:r>
         <w:rPr>
           <w:rFonts w:ascii="Times New Roman" w:hAnsi="Times New Roman"/>
@@ -13806,7 +13806,7 @@
       <w:pPr>
         <w:pStyle w:val="Heading2"/>
       </w:pPr>
-      <w:bookmarkStart w:id="9" w:name="_Toc244085850"/>
+      <w:bookmarkStart w:id="9" w:name="_Toc244085987"/>
       <w:r>
         <w:rPr>
           <w:rFonts w:ascii="Times New Roman" w:hAnsi="Times New Roman"/>
@@ -14025,7 +14025,7 @@
       <w:pPr>
         <w:pStyle w:val="TableCaption"/>
       </w:pPr>
-      <w:bookmarkStart w:id="10" w:name="_Toc244085892"/>
+      <w:bookmarkStart w:id="10" w:name="_Toc244086029"/>
       <w:r>
         <w:t>B</w:t>
       </w:r>
@@ -16717,7 +16717,7 @@
       <w:pPr>
         <w:pStyle w:val="Heading2"/>
       </w:pPr>
-      <w:bookmarkStart w:id="11" w:name="_Toc244085851"/>
+      <w:bookmarkStart w:id="11" w:name="_Toc244085988"/>
       <w:r>
         <w:rPr>
           <w:rFonts w:ascii="Times New Roman" w:hAnsi="Times New Roman"/>
@@ -16870,7 +16870,7 @@
       <w:pPr>
         <w:pStyle w:val="TableCaption"/>
       </w:pPr>
-      <w:bookmarkStart w:id="12" w:name="_Toc244085893"/>
+      <w:bookmarkStart w:id="12" w:name="_Toc244086030"/>
       <w:r>
         <w:t>B</w:t>
       </w:r>
@@ -19251,7 +19251,7 @@
       <w:pPr>
         <w:pStyle w:val="Heading3"/>
       </w:pPr>
-      <w:bookmarkStart w:id="13" w:name="_Toc244085852"/>
+      <w:bookmarkStart w:id="13" w:name="_Toc244085989"/>
       <w:r>
         <w:rPr>
           <w:rFonts w:ascii="Times New Roman" w:hAnsi="Times New Roman"/>
@@ -19428,7 +19428,7 @@
       <w:pPr>
         <w:pStyle w:val="Heading3"/>
       </w:pPr>
-      <w:bookmarkStart w:id="14" w:name="_Toc244085853"/>
+      <w:bookmarkStart w:id="14" w:name="_Toc244085990"/>
       <w:r>
         <w:rPr>
           <w:rFonts w:ascii="Times New Roman" w:hAnsi="Times New Roman"/>
@@ -19635,7 +19635,7 @@
       <w:pPr>
         <w:pStyle w:val="Heading3"/>
       </w:pPr>
-      <w:bookmarkStart w:id="15" w:name="_Toc244085854"/>
+      <w:bookmarkStart w:id="15" w:name="_Toc244085991"/>
       <w:r>
         <w:rPr>
           <w:rFonts w:ascii="Times New Roman" w:hAnsi="Times New Roman"/>
@@ -19885,7 +19885,7 @@
         <w:pStyle w:val="Heading1"/>
         <w:jc w:val="center"/>
       </w:pPr>
-      <w:bookmarkStart w:id="16" w:name="_Toc244085855"/>
+      <w:bookmarkStart w:id="16" w:name="_Toc244085992"/>
       <w:r>
         <w:rPr>
           <w:rFonts w:ascii="Times New Roman" w:hAnsi="Times New Roman"/>
@@ -19947,7 +19947,7 @@
       <w:pPr>
         <w:pStyle w:val="Heading2"/>
       </w:pPr>
-      <w:bookmarkStart w:id="17" w:name="_Toc244085856"/>
+      <w:bookmarkStart w:id="17" w:name="_Toc244085993"/>
       <w:r>
         <w:rPr>
           <w:rFonts w:ascii="Times New Roman" w:hAnsi="Times New Roman"/>
@@ -20660,7 +20660,7 @@
       <w:pPr>
         <w:pStyle w:val="Heading2"/>
       </w:pPr>
-      <w:bookmarkStart w:id="18" w:name="_Toc244085857"/>
+      <w:bookmarkStart w:id="18" w:name="_Toc244085994"/>
       <w:r>
         <w:rPr>
           <w:rFonts w:ascii="Times New Roman" w:hAnsi="Times New Roman"/>
@@ -20843,7 +20843,7 @@
       <w:pPr>
         <w:pStyle w:val="Heading2"/>
       </w:pPr>
-      <w:bookmarkStart w:id="19" w:name="_Toc244085858"/>
+      <w:bookmarkStart w:id="19" w:name="_Toc244085995"/>
       <w:r>
         <w:rPr>
           <w:rFonts w:ascii="Times New Roman" w:hAnsi="Times New Roman"/>
@@ -20982,7 +20982,7 @@
       <w:pPr>
         <w:pStyle w:val="Heading2"/>
       </w:pPr>
-      <w:bookmarkStart w:id="20" w:name="_Toc244085859"/>
+      <w:bookmarkStart w:id="20" w:name="_Toc244085996"/>
       <w:r>
         <w:rPr>
           <w:rFonts w:ascii="Times New Roman" w:hAnsi="Times New Roman"/>
@@ -21159,7 +21159,7 @@
       <w:pPr>
         <w:pStyle w:val="Heading2"/>
       </w:pPr>
-      <w:bookmarkStart w:id="21" w:name="_Toc244085860"/>
+      <w:bookmarkStart w:id="21" w:name="_Toc244085997"/>
       <w:r>
         <w:rPr>
           <w:rFonts w:ascii="Times New Roman" w:hAnsi="Times New Roman"/>
@@ -21414,7 +21414,7 @@
       <w:pPr>
         <w:pStyle w:val="Heading2"/>
       </w:pPr>
-      <w:bookmarkStart w:id="22" w:name="_Toc244085861"/>
+      <w:bookmarkStart w:id="22" w:name="_Toc244085998"/>
       <w:r>
         <w:rPr>
           <w:rFonts w:ascii="Times New Roman" w:hAnsi="Times New Roman"/>
@@ -21603,7 +21603,7 @@
         <w:pStyle w:val="Heading1"/>
         <w:jc w:val="center"/>
       </w:pPr>
-      <w:bookmarkStart w:id="23" w:name="_Toc244085862"/>
+      <w:bookmarkStart w:id="23" w:name="_Toc244085999"/>
       <w:r>
         <w:rPr>
           <w:rFonts w:ascii="Times New Roman" w:hAnsi="Times New Roman"/>
@@ -21653,7 +21653,7 @@
       <w:pPr>
         <w:pStyle w:val="Heading2"/>
       </w:pPr>
-      <w:bookmarkStart w:id="24" w:name="_Toc244085863"/>
+      <w:bookmarkStart w:id="24" w:name="_Toc244086000"/>
       <w:r>
         <w:rPr>
           <w:rFonts w:ascii="Times New Roman" w:hAnsi="Times New Roman"/>
@@ -21801,7 +21801,7 @@
           <w:noProof/>
         </w:rPr>
         <w:drawing>
-          <wp:inline distT="0" distB="0" distL="0" distR="0" wp14:anchorId="42440260" wp14:editId="461BEC26">
+          <wp:inline distT="0" distB="0" distL="0" distR="0" wp14:anchorId="69B09CF6" wp14:editId="37828958">
             <wp:extent cx="5486400" cy="3086100"/>
             <wp:effectExtent l="0" t="0" r="0" b="0"/>
             <wp:docPr id="3" name="Picture 3"/>
@@ -21842,7 +21842,7 @@
         <w:pStyle w:val="FigureCaption"/>
         <w:jc w:val="center"/>
       </w:pPr>
-      <w:bookmarkStart w:id="25" w:name="_Toc244085904"/>
+      <w:bookmarkStart w:id="25" w:name="_Toc244086041"/>
       <w:r>
         <w:t>Hình 3.1: Giao di</w:t>
       </w:r>
@@ -21882,7 +21882,7 @@
       <w:pPr>
         <w:pStyle w:val="Heading2"/>
       </w:pPr>
-      <w:bookmarkStart w:id="26" w:name="_Toc244085864"/>
+      <w:bookmarkStart w:id="26" w:name="_Toc244086001"/>
       <w:r>
         <w:rPr>
           <w:rFonts w:ascii="Times New Roman" w:hAnsi="Times New Roman"/>
@@ -22025,7 +22025,7 @@
         </w:rPr>
         <w:lastRenderedPageBreak/>
         <w:drawing>
-          <wp:inline distT="0" distB="0" distL="0" distR="0" wp14:anchorId="383F4E63" wp14:editId="6FAF0AF9">
+          <wp:inline distT="0" distB="0" distL="0" distR="0" wp14:anchorId="25DBD81A" wp14:editId="7DFE1CD5">
             <wp:extent cx="5486400" cy="3086100"/>
             <wp:effectExtent l="0" t="0" r="0" b="0"/>
             <wp:docPr id="4" name="Picture 4"/>
@@ -22066,7 +22066,7 @@
         <w:pStyle w:val="FigureCaption"/>
         <w:jc w:val="center"/>
       </w:pPr>
-      <w:bookmarkStart w:id="27" w:name="_Toc244085905"/>
+      <w:bookmarkStart w:id="27" w:name="_Toc244086042"/>
       <w:r>
         <w:t>Hình 3.2: Khám phá Schema 26 c</w:t>
       </w:r>
@@ -22546,7 +22546,7 @@
         </w:rPr>
         <w:lastRenderedPageBreak/>
         <w:drawing>
-          <wp:inline distT="0" distB="0" distL="0" distR="0" wp14:anchorId="2944D896" wp14:editId="5135BC25">
+          <wp:inline distT="0" distB="0" distL="0" distR="0" wp14:anchorId="18A50AD9" wp14:editId="0E9DD6DD">
             <wp:extent cx="5486400" cy="2365904"/>
             <wp:effectExtent l="0" t="0" r="0" b="0"/>
             <wp:docPr id="5" name="Picture 5"/>
@@ -22587,7 +22587,7 @@
         <w:pStyle w:val="FigureCaption"/>
         <w:jc w:val="center"/>
       </w:pPr>
-      <w:bookmarkStart w:id="28" w:name="_Toc244085906"/>
+      <w:bookmarkStart w:id="28" w:name="_Toc244086043"/>
       <w:r>
         <w:t>Hình 3.3: K</w:t>
       </w:r>
@@ -22639,7 +22639,7 @@
       <w:pPr>
         <w:pStyle w:val="Heading2"/>
       </w:pPr>
-      <w:bookmarkStart w:id="29" w:name="_Toc244085865"/>
+      <w:bookmarkStart w:id="29" w:name="_Toc244086002"/>
       <w:r>
         <w:rPr>
           <w:rFonts w:ascii="Times New Roman" w:hAnsi="Times New Roman"/>
@@ -22745,7 +22745,7 @@
           <w:noProof/>
         </w:rPr>
         <w:drawing>
-          <wp:inline distT="0" distB="0" distL="0" distR="0" wp14:anchorId="157FC67D" wp14:editId="61EE643A">
+          <wp:inline distT="0" distB="0" distL="0" distR="0" wp14:anchorId="5848A052" wp14:editId="753B40EE">
             <wp:extent cx="5486400" cy="3086100"/>
             <wp:effectExtent l="0" t="0" r="0" b="0"/>
             <wp:docPr id="6" name="Picture 6"/>
@@ -22786,7 +22786,7 @@
         <w:pStyle w:val="FigureCaption"/>
         <w:jc w:val="center"/>
       </w:pPr>
-      <w:bookmarkStart w:id="30" w:name="_Toc244085907"/>
+      <w:bookmarkStart w:id="30" w:name="_Toc244086044"/>
       <w:r>
         <w:t>Hình 3.4: Kafka Producer phát sóng s</w:t>
       </w:r>
@@ -22846,7 +22846,7 @@
         </w:rPr>
         <w:lastRenderedPageBreak/>
         <w:drawing>
-          <wp:inline distT="0" distB="0" distL="0" distR="0" wp14:anchorId="1187F577" wp14:editId="27E09B64">
+          <wp:inline distT="0" distB="0" distL="0" distR="0" wp14:anchorId="7D36CDD0" wp14:editId="3A829F5F">
             <wp:extent cx="5486400" cy="3086100"/>
             <wp:effectExtent l="0" t="0" r="0" b="0"/>
             <wp:docPr id="7" name="Picture 7"/>
@@ -22887,7 +22887,7 @@
         <w:pStyle w:val="FigureCaption"/>
         <w:jc w:val="center"/>
       </w:pPr>
-      <w:bookmarkStart w:id="31" w:name="_Toc244085908"/>
+      <w:bookmarkStart w:id="31" w:name="_Toc244086045"/>
       <w:r>
         <w:t>Hình 3.5: Kafka Consumer l</w:t>
       </w:r>
@@ -22939,7 +22939,7 @@
       <w:pPr>
         <w:pStyle w:val="Heading2"/>
       </w:pPr>
-      <w:bookmarkStart w:id="32" w:name="_Toc244085866"/>
+      <w:bookmarkStart w:id="32" w:name="_Toc244086003"/>
       <w:r>
         <w:rPr>
           <w:rFonts w:ascii="Times New Roman" w:hAnsi="Times New Roman"/>
@@ -23064,7 +23064,7 @@
         </w:rPr>
         <w:lastRenderedPageBreak/>
         <w:drawing>
-          <wp:inline distT="0" distB="0" distL="0" distR="0" wp14:anchorId="6EB617E7" wp14:editId="5ABFEB2F">
+          <wp:inline distT="0" distB="0" distL="0" distR="0" wp14:anchorId="4028CE43" wp14:editId="787DB681">
             <wp:extent cx="5486400" cy="3112810"/>
             <wp:effectExtent l="0" t="0" r="0" b="0"/>
             <wp:docPr id="8" name="Picture 8"/>
@@ -23105,7 +23105,7 @@
         <w:pStyle w:val="FigureCaption"/>
         <w:jc w:val="center"/>
       </w:pPr>
-      <w:bookmarkStart w:id="33" w:name="_Toc244085909"/>
+      <w:bookmarkStart w:id="33" w:name="_Toc244086046"/>
       <w:r>
         <w:t>Hình 3.6: Giao di</w:t>
       </w:r>
@@ -23205,7 +23205,7 @@
         </w:rPr>
         <w:lastRenderedPageBreak/>
         <w:drawing>
-          <wp:inline distT="0" distB="0" distL="0" distR="0" wp14:anchorId="0FAE4411" wp14:editId="2B75F96C">
+          <wp:inline distT="0" distB="0" distL="0" distR="0" wp14:anchorId="09CF6EB9" wp14:editId="75D76C6C">
             <wp:extent cx="5486400" cy="3112810"/>
             <wp:effectExtent l="0" t="0" r="0" b="0"/>
             <wp:docPr id="9" name="Picture 9"/>
@@ -23246,7 +23246,7 @@
         <w:pStyle w:val="FigureCaption"/>
         <w:jc w:val="center"/>
       </w:pPr>
-      <w:bookmarkStart w:id="34" w:name="_Toc244085910"/>
+      <w:bookmarkStart w:id="34" w:name="_Toc244086047"/>
       <w:r>
         <w:t>Hình 3.7: Giao di</w:t>
       </w:r>
@@ -23316,7 +23316,7 @@
       <w:pPr>
         <w:pStyle w:val="Heading2"/>
       </w:pPr>
-      <w:bookmarkStart w:id="35" w:name="_Toc244085867"/>
+      <w:bookmarkStart w:id="35" w:name="_Toc244086004"/>
       <w:r>
         <w:rPr>
           <w:rFonts w:ascii="Times New Roman" w:hAnsi="Times New Roman"/>
@@ -23433,7 +23433,7 @@
         <w:pStyle w:val="Heading1"/>
         <w:jc w:val="center"/>
       </w:pPr>
-      <w:bookmarkStart w:id="36" w:name="_Toc244085868"/>
+      <w:bookmarkStart w:id="36" w:name="_Toc244086005"/>
       <w:r>
         <w:rPr>
           <w:rFonts w:ascii="Times New Roman" w:hAnsi="Times New Roman"/>
@@ -23495,7 +23495,7 @@
       <w:pPr>
         <w:pStyle w:val="Heading2"/>
       </w:pPr>
-      <w:bookmarkStart w:id="37" w:name="_Toc244085869"/>
+      <w:bookmarkStart w:id="37" w:name="_Toc244086006"/>
       <w:r>
         <w:rPr>
           <w:rFonts w:ascii="Times New Roman" w:hAnsi="Times New Roman"/>
@@ -23571,7 +23571,7 @@
           <w:noProof/>
         </w:rPr>
         <w:drawing>
-          <wp:inline distT="0" distB="0" distL="0" distR="0" wp14:anchorId="67EE7561" wp14:editId="4219FF94">
+          <wp:inline distT="0" distB="0" distL="0" distR="0" wp14:anchorId="6467546F" wp14:editId="6B1F010F">
             <wp:extent cx="5486400" cy="3112810"/>
             <wp:effectExtent l="0" t="0" r="0" b="0"/>
             <wp:docPr id="10" name="Picture 10"/>
@@ -23612,7 +23612,7 @@
         <w:pStyle w:val="FigureCaption"/>
         <w:jc w:val="center"/>
       </w:pPr>
-      <w:bookmarkStart w:id="38" w:name="_Toc244085911"/>
+      <w:bookmarkStart w:id="38" w:name="_Toc244086048"/>
       <w:r>
         <w:t>Hình 4.1: Giao di</w:t>
       </w:r>
@@ -23688,7 +23688,7 @@
       <w:pPr>
         <w:pStyle w:val="Heading3"/>
       </w:pPr>
-      <w:bookmarkStart w:id="39" w:name="_Toc244085870"/>
+      <w:bookmarkStart w:id="39" w:name="_Toc244086007"/>
       <w:r>
         <w:rPr>
           <w:rFonts w:ascii="Times New Roman" w:hAnsi="Times New Roman"/>
@@ -23809,7 +23809,7 @@
       <w:pPr>
         <w:pStyle w:val="TableCaption"/>
       </w:pPr>
-      <w:bookmarkStart w:id="40" w:name="_Toc244085894"/>
+      <w:bookmarkStart w:id="40" w:name="_Toc244086031"/>
       <w:r>
         <w:t>B</w:t>
       </w:r>
@@ -25654,7 +25654,7 @@
       <w:pPr>
         <w:pStyle w:val="Heading3"/>
       </w:pPr>
-      <w:bookmarkStart w:id="41" w:name="_Toc244085871"/>
+      <w:bookmarkStart w:id="41" w:name="_Toc244086008"/>
       <w:r>
         <w:rPr>
           <w:rFonts w:ascii="Times New Roman" w:hAnsi="Times New Roman"/>
@@ -25751,7 +25751,7 @@
       <w:pPr>
         <w:pStyle w:val="TableCaption"/>
       </w:pPr>
-      <w:bookmarkStart w:id="42" w:name="_Toc244085895"/>
+      <w:bookmarkStart w:id="42" w:name="_Toc244086032"/>
       <w:r>
         <w:t>B</w:t>
       </w:r>
@@ -26741,7 +26741,7 @@
       <w:pPr>
         <w:pStyle w:val="Heading3"/>
       </w:pPr>
-      <w:bookmarkStart w:id="43" w:name="_Toc244085872"/>
+      <w:bookmarkStart w:id="43" w:name="_Toc244086009"/>
       <w:r>
         <w:rPr>
           <w:rFonts w:ascii="Times New Roman" w:hAnsi="Times New Roman"/>
@@ -26966,7 +26966,7 @@
       <w:pPr>
         <w:pStyle w:val="Heading3"/>
       </w:pPr>
-      <w:bookmarkStart w:id="44" w:name="_Toc244085873"/>
+      <w:bookmarkStart w:id="44" w:name="_Toc244086010"/>
       <w:r>
         <w:rPr>
           <w:rFonts w:ascii="Times New Roman" w:hAnsi="Times New Roman"/>
@@ -27492,7 +27492,7 @@
       <w:pPr>
         <w:pStyle w:val="Heading2"/>
       </w:pPr>
-      <w:bookmarkStart w:id="45" w:name="_Toc244085874"/>
+      <w:bookmarkStart w:id="45" w:name="_Toc244086011"/>
       <w:r>
         <w:rPr>
           <w:rFonts w:ascii="Times New Roman" w:hAnsi="Times New Roman"/>
@@ -27682,7 +27682,7 @@
           <w:noProof/>
         </w:rPr>
         <w:drawing>
-          <wp:inline distT="0" distB="0" distL="0" distR="0" wp14:anchorId="7A6E9579" wp14:editId="7F693272">
+          <wp:inline distT="0" distB="0" distL="0" distR="0" wp14:anchorId="1F789B61" wp14:editId="70EDA6AF">
             <wp:extent cx="5486400" cy="3086100"/>
             <wp:effectExtent l="0" t="0" r="0" b="0"/>
             <wp:docPr id="11" name="Picture 11"/>
@@ -27723,7 +27723,7 @@
         <w:pStyle w:val="FigureCaption"/>
         <w:jc w:val="center"/>
       </w:pPr>
-      <w:bookmarkStart w:id="46" w:name="_Toc244085912"/>
+      <w:bookmarkStart w:id="46" w:name="_Toc244086049"/>
       <w:r>
         <w:t>Hình 4.2: VS Code Terminal th</w:t>
       </w:r>
@@ -27745,7 +27745,7 @@
       <w:pPr>
         <w:pStyle w:val="TableCaption"/>
       </w:pPr>
-      <w:bookmarkStart w:id="47" w:name="_Toc244085896"/>
+      <w:bookmarkStart w:id="47" w:name="_Toc244086033"/>
       <w:r>
         <w:t>B</w:t>
       </w:r>
@@ -28759,7 +28759,7 @@
       <w:pPr>
         <w:pStyle w:val="Heading2"/>
       </w:pPr>
-      <w:bookmarkStart w:id="48" w:name="_Toc244085875"/>
+      <w:bookmarkStart w:id="48" w:name="_Toc244086012"/>
       <w:r>
         <w:rPr>
           <w:rFonts w:ascii="Times New Roman" w:hAnsi="Times New Roman"/>
@@ -28889,7 +28889,7 @@
           <w:noProof/>
         </w:rPr>
         <w:drawing>
-          <wp:inline distT="0" distB="0" distL="0" distR="0" wp14:anchorId="01C14A69" wp14:editId="6F504F85">
+          <wp:inline distT="0" distB="0" distL="0" distR="0" wp14:anchorId="68208E98" wp14:editId="440B4359">
             <wp:extent cx="5486400" cy="3086100"/>
             <wp:effectExtent l="0" t="0" r="0" b="0"/>
             <wp:docPr id="12" name="Picture 12"/>
@@ -28930,7 +28930,7 @@
         <w:pStyle w:val="FigureCaption"/>
         <w:jc w:val="center"/>
       </w:pPr>
-      <w:bookmarkStart w:id="49" w:name="_Toc244085913"/>
+      <w:bookmarkStart w:id="49" w:name="_Toc244086050"/>
       <w:r>
         <w:t>Hình 4.3: VS Code Terminal hu</w:t>
       </w:r>
@@ -28958,7 +28958,7 @@
       <w:pPr>
         <w:pStyle w:val="TableCaption"/>
       </w:pPr>
-      <w:bookmarkStart w:id="50" w:name="_Toc244085897"/>
+      <w:bookmarkStart w:id="50" w:name="_Toc244086034"/>
       <w:r>
         <w:lastRenderedPageBreak/>
         <w:t>B</w:t>
@@ -29851,7 +29851,7 @@
       <w:pPr>
         <w:pStyle w:val="Heading2"/>
       </w:pPr>
-      <w:bookmarkStart w:id="51" w:name="_Toc244085876"/>
+      <w:bookmarkStart w:id="51" w:name="_Toc244086013"/>
       <w:r>
         <w:rPr>
           <w:rFonts w:ascii="Times New Roman" w:hAnsi="Times New Roman"/>
@@ -31669,7 +31669,7 @@
         </w:rPr>
         <w:lastRenderedPageBreak/>
         <w:drawing>
-          <wp:inline distT="0" distB="0" distL="0" distR="0" wp14:anchorId="7707960E" wp14:editId="791487DA">
+          <wp:inline distT="0" distB="0" distL="0" distR="0" wp14:anchorId="7F2376E8" wp14:editId="0E95B0B9">
             <wp:extent cx="5486400" cy="3286065"/>
             <wp:effectExtent l="0" t="0" r="0" b="0"/>
             <wp:docPr id="13" name="Picture 13"/>
@@ -31710,7 +31710,7 @@
         <w:pStyle w:val="FigureCaption"/>
         <w:jc w:val="center"/>
       </w:pPr>
-      <w:bookmarkStart w:id="52" w:name="_Toc244085914"/>
+      <w:bookmarkStart w:id="52" w:name="_Toc244086051"/>
       <w:r>
         <w:t>Hình 4.4: Giao di</w:t>
       </w:r>
@@ -31776,7 +31776,7 @@
         </w:rPr>
         <w:lastRenderedPageBreak/>
         <w:drawing>
-          <wp:inline distT="0" distB="0" distL="0" distR="0" wp14:anchorId="23AC9E46" wp14:editId="3040A272">
+          <wp:inline distT="0" distB="0" distL="0" distR="0" wp14:anchorId="1FA96839" wp14:editId="41102355">
             <wp:extent cx="5486400" cy="3286065"/>
             <wp:effectExtent l="0" t="0" r="0" b="0"/>
             <wp:docPr id="14" name="Picture 14"/>
@@ -31817,7 +31817,7 @@
         <w:pStyle w:val="FigureCaption"/>
         <w:jc w:val="center"/>
       </w:pPr>
-      <w:bookmarkStart w:id="53" w:name="_Toc244085915"/>
+      <w:bookmarkStart w:id="53" w:name="_Toc244086052"/>
       <w:r>
         <w:t>Hình 4.5: Giao di</w:t>
       </w:r>
@@ -31889,7 +31889,7 @@
         </w:rPr>
         <w:lastRenderedPageBreak/>
         <w:drawing>
-          <wp:inline distT="0" distB="0" distL="0" distR="0" wp14:anchorId="3AA4C00A" wp14:editId="5D680431">
+          <wp:inline distT="0" distB="0" distL="0" distR="0" wp14:anchorId="23283871" wp14:editId="590A023E">
             <wp:extent cx="5486400" cy="3286065"/>
             <wp:effectExtent l="0" t="0" r="0" b="0"/>
             <wp:docPr id="15" name="Picture 15"/>
@@ -31930,7 +31930,7 @@
         <w:pStyle w:val="FigureCaption"/>
         <w:jc w:val="center"/>
       </w:pPr>
-      <w:bookmarkStart w:id="54" w:name="_Toc244085916"/>
+      <w:bookmarkStart w:id="54" w:name="_Toc244086053"/>
       <w:r>
         <w:t>Hình 4.6: Giao di</w:t>
       </w:r>
@@ -31972,7 +31972,7 @@
         </w:rPr>
         <w:lastRenderedPageBreak/>
         <w:drawing>
-          <wp:inline distT="0" distB="0" distL="0" distR="0" wp14:anchorId="7A75AD5B" wp14:editId="0F8868EF">
+          <wp:inline distT="0" distB="0" distL="0" distR="0" wp14:anchorId="7004F164" wp14:editId="08AD869D">
             <wp:extent cx="5486400" cy="3632574"/>
             <wp:effectExtent l="0" t="0" r="0" b="0"/>
             <wp:docPr id="16" name="Picture 16"/>
@@ -32013,7 +32013,7 @@
         <w:pStyle w:val="FigureCaption"/>
         <w:jc w:val="center"/>
       </w:pPr>
-      <w:bookmarkStart w:id="55" w:name="_Toc244085917"/>
+      <w:bookmarkStart w:id="55" w:name="_Toc244086054"/>
       <w:r>
         <w:t>Hình 4.7: Giao di</w:t>
       </w:r>
@@ -32073,7 +32073,7 @@
         </w:rPr>
         <w:lastRenderedPageBreak/>
         <w:drawing>
-          <wp:inline distT="0" distB="0" distL="0" distR="0" wp14:anchorId="7F2E4973" wp14:editId="2DC4BC8F">
+          <wp:inline distT="0" distB="0" distL="0" distR="0" wp14:anchorId="0411DD20" wp14:editId="3C5CCEEB">
             <wp:extent cx="5486400" cy="3286065"/>
             <wp:effectExtent l="0" t="0" r="0" b="0"/>
             <wp:docPr id="17" name="Picture 17"/>
@@ -32114,7 +32114,7 @@
         <w:pStyle w:val="FigureCaption"/>
         <w:jc w:val="center"/>
       </w:pPr>
-      <w:bookmarkStart w:id="56" w:name="_Toc244085918"/>
+      <w:bookmarkStart w:id="56" w:name="_Toc244086055"/>
       <w:r>
         <w:t>Hình 4.8: Giao di</w:t>
       </w:r>
@@ -32197,7 +32197,7 @@
           <w:noProof/>
         </w:rPr>
         <w:drawing>
-          <wp:inline distT="0" distB="0" distL="0" distR="0" wp14:anchorId="6F82967C" wp14:editId="7FD3F965">
+          <wp:inline distT="0" distB="0" distL="0" distR="0" wp14:anchorId="4F7AF359" wp14:editId="3AD67F57">
             <wp:extent cx="5486400" cy="2676856"/>
             <wp:effectExtent l="0" t="0" r="0" b="0"/>
             <wp:docPr id="18" name="Picture 18"/>
@@ -32238,7 +32238,7 @@
         <w:pStyle w:val="FigureCaption"/>
         <w:jc w:val="center"/>
       </w:pPr>
-      <w:bookmarkStart w:id="57" w:name="_Toc244085919"/>
+      <w:bookmarkStart w:id="57" w:name="_Toc244086056"/>
       <w:r>
         <w:t>Hình 4.9: Giao di</w:t>
       </w:r>
@@ -32310,7 +32310,7 @@
         </w:rPr>
         <w:lastRenderedPageBreak/>
         <w:drawing>
-          <wp:inline distT="0" distB="0" distL="0" distR="0" wp14:anchorId="02139CB1" wp14:editId="456EF5A9">
+          <wp:inline distT="0" distB="0" distL="0" distR="0" wp14:anchorId="51DFF68F" wp14:editId="1802B081">
             <wp:extent cx="5486400" cy="2676856"/>
             <wp:effectExtent l="0" t="0" r="0" b="0"/>
             <wp:docPr id="19" name="Picture 19"/>
@@ -32351,7 +32351,7 @@
         <w:pStyle w:val="FigureCaption"/>
         <w:jc w:val="center"/>
       </w:pPr>
-      <w:bookmarkStart w:id="58" w:name="_Toc244085920"/>
+      <w:bookmarkStart w:id="58" w:name="_Toc244086057"/>
       <w:r>
         <w:t>Hình 4.10: Giao di</w:t>
       </w:r>
@@ -32422,7 +32422,7 @@
           <w:noProof/>
         </w:rPr>
         <w:drawing>
-          <wp:inline distT="0" distB="0" distL="0" distR="0" wp14:anchorId="4CD3398D" wp14:editId="5E53A8F1">
+          <wp:inline distT="0" distB="0" distL="0" distR="0" wp14:anchorId="3A3A1590" wp14:editId="615A00D7">
             <wp:extent cx="5486400" cy="3286065"/>
             <wp:effectExtent l="0" t="0" r="0" b="0"/>
             <wp:docPr id="20" name="Picture 20"/>
@@ -32463,7 +32463,7 @@
         <w:pStyle w:val="FigureCaption"/>
         <w:jc w:val="center"/>
       </w:pPr>
-      <w:bookmarkStart w:id="59" w:name="_Toc244085921"/>
+      <w:bookmarkStart w:id="59" w:name="_Toc244086058"/>
       <w:r>
         <w:t>Hình 4.11: Giao di</w:t>
       </w:r>
@@ -32527,7 +32527,7 @@
       <w:pPr>
         <w:pStyle w:val="Heading2"/>
       </w:pPr>
-      <w:bookmarkStart w:id="60" w:name="_Toc244085877"/>
+      <w:bookmarkStart w:id="60" w:name="_Toc244086014"/>
       <w:r>
         <w:rPr>
           <w:rFonts w:ascii="Times New Roman" w:hAnsi="Times New Roman"/>
@@ -32879,7 +32879,7 @@
       <w:pPr>
         <w:pStyle w:val="TableCaption"/>
       </w:pPr>
-      <w:bookmarkStart w:id="61" w:name="_Toc244085898"/>
+      <w:bookmarkStart w:id="61" w:name="_Toc244086035"/>
       <w:r>
         <w:t>B</w:t>
       </w:r>
@@ -35263,7 +35263,7 @@
       <w:pPr>
         <w:pStyle w:val="Heading2"/>
       </w:pPr>
-      <w:bookmarkStart w:id="62" w:name="_Toc244085878"/>
+      <w:bookmarkStart w:id="62" w:name="_Toc244086015"/>
       <w:r>
         <w:rPr>
           <w:rFonts w:ascii="Times New Roman" w:hAnsi="Times New Roman"/>
@@ -35361,7 +35361,7 @@
       <w:pPr>
         <w:pStyle w:val="TableCaption"/>
       </w:pPr>
-      <w:bookmarkStart w:id="63" w:name="_Toc244085899"/>
+      <w:bookmarkStart w:id="63" w:name="_Toc244086036"/>
       <w:r>
         <w:t>B</w:t>
       </w:r>
@@ -37704,7 +37704,7 @@
         <w:pStyle w:val="Heading1"/>
         <w:jc w:val="center"/>
       </w:pPr>
-      <w:bookmarkStart w:id="64" w:name="_Toc244085879"/>
+      <w:bookmarkStart w:id="64" w:name="_Toc244086016"/>
       <w:r>
         <w:rPr>
           <w:rFonts w:ascii="Times New Roman" w:hAnsi="Times New Roman"/>
@@ -37778,7 +37778,7 @@
       <w:pPr>
         <w:pStyle w:val="Heading2"/>
       </w:pPr>
-      <w:bookmarkStart w:id="65" w:name="_Toc244085880"/>
+      <w:bookmarkStart w:id="65" w:name="_Toc244086017"/>
       <w:r>
         <w:rPr>
           <w:rFonts w:ascii="Times New Roman" w:hAnsi="Times New Roman"/>
@@ -38227,7 +38227,7 @@
       <w:pPr>
         <w:pStyle w:val="Heading2"/>
       </w:pPr>
-      <w:bookmarkStart w:id="66" w:name="_Toc244085881"/>
+      <w:bookmarkStart w:id="66" w:name="_Toc244086018"/>
       <w:r>
         <w:rPr>
           <w:rFonts w:ascii="Times New Roman" w:hAnsi="Times New Roman"/>
@@ -38336,7 +38336,7 @@
       <w:pPr>
         <w:pStyle w:val="TableCaption"/>
       </w:pPr>
-      <w:bookmarkStart w:id="67" w:name="_Toc244085900"/>
+      <w:bookmarkStart w:id="67" w:name="_Toc244086037"/>
       <w:r>
         <w:t>B</w:t>
       </w:r>
@@ -40120,7 +40120,7 @@
       <w:pPr>
         <w:pStyle w:val="Heading2"/>
       </w:pPr>
-      <w:bookmarkStart w:id="68" w:name="_Toc244085882"/>
+      <w:bookmarkStart w:id="68" w:name="_Toc244086019"/>
       <w:r>
         <w:rPr>
           <w:rFonts w:ascii="Times New Roman" w:hAnsi="Times New Roman"/>
@@ -40259,7 +40259,7 @@
       <w:pPr>
         <w:pStyle w:val="TableCaption"/>
       </w:pPr>
-      <w:bookmarkStart w:id="69" w:name="_Toc244085901"/>
+      <w:bookmarkStart w:id="69" w:name="_Toc244086038"/>
       <w:r>
         <w:t>B</w:t>
       </w:r>
@@ -41655,7 +41655,7 @@
       <w:pPr>
         <w:pStyle w:val="Heading2"/>
       </w:pPr>
-      <w:bookmarkStart w:id="70" w:name="_Toc244085883"/>
+      <w:bookmarkStart w:id="70" w:name="_Toc244086020"/>
       <w:r>
         <w:rPr>
           <w:rFonts w:ascii="Times New Roman" w:hAnsi="Times New Roman"/>
@@ -41770,7 +41770,7 @@
       <w:pPr>
         <w:pStyle w:val="TableCaption"/>
       </w:pPr>
-      <w:bookmarkStart w:id="71" w:name="_Toc244085902"/>
+      <w:bookmarkStart w:id="71" w:name="_Toc244086039"/>
       <w:r>
         <w:t>B</w:t>
       </w:r>
@@ -42113,7 +42113,7 @@
               <w:rPr>
                 <w:sz w:val="22"/>
               </w:rPr>
-              <w:t>02bd2ea</w:t>
+              <w:t>fd21d10</w:t>
             </w:r>
           </w:p>
         </w:tc>
@@ -42282,7 +42282,7 @@
               <w:rPr>
                 <w:sz w:val="22"/>
               </w:rPr>
-              <w:t>e5e3989</w:t>
+              <w:t>a8076e7</w:t>
             </w:r>
           </w:p>
         </w:tc>
@@ -42451,7 +42451,7 @@
               <w:rPr>
                 <w:sz w:val="22"/>
               </w:rPr>
-              <w:t>110cb57</w:t>
+              <w:t>13a9c30</w:t>
             </w:r>
           </w:p>
         </w:tc>
@@ -42620,7 +42620,7 @@
               <w:rPr>
                 <w:sz w:val="22"/>
               </w:rPr>
-              <w:t>7d2da9d</w:t>
+              <w:t>9b810cd</w:t>
             </w:r>
           </w:p>
         </w:tc>
@@ -42777,7 +42777,7 @@
               <w:rPr>
                 <w:sz w:val="22"/>
               </w:rPr>
-              <w:t>d0be1d7</w:t>
+              <w:t>a8b9108</w:t>
             </w:r>
           </w:p>
         </w:tc>
@@ -42950,7 +42950,7 @@
                 <w:sz w:val="22"/>
               </w:rPr>
               <w:lastRenderedPageBreak/>
-              <w:t>bb05d2a</w:t>
+              <w:t>c5deb47</w:t>
             </w:r>
           </w:p>
         </w:tc>
@@ -43119,7 +43119,7 @@
               <w:rPr>
                 <w:sz w:val="22"/>
               </w:rPr>
-              <w:t>5283a93</w:t>
+              <w:t>f51596d</w:t>
             </w:r>
           </w:p>
         </w:tc>
@@ -43288,7 +43288,7 @@
               <w:rPr>
                 <w:sz w:val="22"/>
               </w:rPr>
-              <w:t>1ea2ddc</w:t>
+              <w:t>6269e17</w:t>
             </w:r>
           </w:p>
         </w:tc>
@@ -43457,7 +43457,7 @@
               <w:rPr>
                 <w:sz w:val="22"/>
               </w:rPr>
-              <w:t>5998888</w:t>
+              <w:t>aedba91</w:t>
             </w:r>
           </w:p>
         </w:tc>
@@ -43626,7 +43626,7 @@
               <w:rPr>
                 <w:sz w:val="22"/>
               </w:rPr>
-              <w:t>d75e46f</w:t>
+              <w:t>5cc5d17</w:t>
             </w:r>
           </w:p>
         </w:tc>
@@ -43773,7 +43773,7 @@
       <w:pPr>
         <w:pStyle w:val="Heading2"/>
       </w:pPr>
-      <w:bookmarkStart w:id="72" w:name="_Toc244085884"/>
+      <w:bookmarkStart w:id="72" w:name="_Toc244086021"/>
       <w:r>
         <w:rPr>
           <w:rFonts w:ascii="Times New Roman" w:hAnsi="Times New Roman"/>
@@ -43846,7 +43846,7 @@
       <w:pPr>
         <w:pStyle w:val="TableCaption"/>
       </w:pPr>
-      <w:bookmarkStart w:id="73" w:name="_Toc244085903"/>
+      <w:bookmarkStart w:id="73" w:name="_Toc244086040"/>
       <w:r>
         <w:t>B</w:t>
       </w:r>
@@ -44874,7 +44874,7 @@
       <w:pPr>
         <w:pStyle w:val="Heading2"/>
       </w:pPr>
-      <w:bookmarkStart w:id="74" w:name="_Toc244085885"/>
+      <w:bookmarkStart w:id="74" w:name="_Toc244086022"/>
       <w:r>
         <w:rPr>
           <w:rFonts w:ascii="Times New Roman" w:hAnsi="Times New Roman"/>
@@ -45087,7 +45087,7 @@
         <w:pStyle w:val="Heading1"/>
         <w:jc w:val="center"/>
       </w:pPr>
-      <w:bookmarkStart w:id="75" w:name="_Toc244085886"/>
+      <w:bookmarkStart w:id="75" w:name="_Toc244086023"/>
       <w:r>
         <w:rPr>
           <w:rFonts w:ascii="Times New Roman" w:hAnsi="Times New Roman"/>
@@ -45143,7 +45143,7 @@
       <w:pPr>
         <w:pStyle w:val="Heading2"/>
       </w:pPr>
-      <w:bookmarkStart w:id="76" w:name="_Toc244085887"/>
+      <w:bookmarkStart w:id="76" w:name="_Toc244086024"/>
       <w:r>
         <w:rPr>
           <w:rFonts w:ascii="Times New Roman" w:hAnsi="Times New Roman"/>
@@ -45631,7 +45631,7 @@
       <w:pPr>
         <w:pStyle w:val="Heading2"/>
       </w:pPr>
-      <w:bookmarkStart w:id="77" w:name="_Toc244085888"/>
+      <w:bookmarkStart w:id="77" w:name="_Toc244086025"/>
       <w:r>
         <w:rPr>
           <w:rFonts w:ascii="Times New Roman" w:hAnsi="Times New Roman"/>
@@ -45844,7 +45844,7 @@
       <w:pPr>
         <w:pStyle w:val="Heading2"/>
       </w:pPr>
-      <w:bookmarkStart w:id="78" w:name="_Toc244085889"/>
+      <w:bookmarkStart w:id="78" w:name="_Toc244086026"/>
       <w:r>
         <w:rPr>
           <w:rFonts w:ascii="Times New Roman" w:hAnsi="Times New Roman"/>
@@ -46277,7 +46277,7 @@
         <w:pStyle w:val="Heading1"/>
         <w:jc w:val="center"/>
       </w:pPr>
-      <w:bookmarkStart w:id="79" w:name="_Toc244085890"/>
+      <w:bookmarkStart w:id="79" w:name="_Toc244086027"/>
       <w:r>
         <w:rPr>
           <w:rFonts w:ascii="Times New Roman" w:hAnsi="Times New Roman"/>
@@ -46485,7 +46485,7 @@
         <w:pStyle w:val="Heading1"/>
         <w:jc w:val="center"/>
       </w:pPr>
-      <w:bookmarkStart w:id="80" w:name="_Toc244085891"/>
+      <w:bookmarkStart w:id="80" w:name="_Toc244086028"/>
       <w:r>
         <w:rPr>
           <w:rFonts w:ascii="Times New Roman" w:hAnsi="Times New Roman"/>
@@ -47225,31 +47225,31 @@
       </w:rPr>
     </w:lvl>
   </w:abstractNum>
-  <w:num w:numId="1" w16cid:durableId="177551035">
+  <w:num w:numId="1" w16cid:durableId="767651464">
     <w:abstractNumId w:val="8"/>
   </w:num>
-  <w:num w:numId="2" w16cid:durableId="1985044355">
+  <w:num w:numId="2" w16cid:durableId="1802848293">
     <w:abstractNumId w:val="6"/>
   </w:num>
-  <w:num w:numId="3" w16cid:durableId="1506238454">
+  <w:num w:numId="3" w16cid:durableId="1166170711">
     <w:abstractNumId w:val="5"/>
   </w:num>
-  <w:num w:numId="4" w16cid:durableId="185600091">
+  <w:num w:numId="4" w16cid:durableId="1836804179">
     <w:abstractNumId w:val="4"/>
   </w:num>
-  <w:num w:numId="5" w16cid:durableId="1875344483">
+  <w:num w:numId="5" w16cid:durableId="114715684">
     <w:abstractNumId w:val="7"/>
   </w:num>
-  <w:num w:numId="6" w16cid:durableId="1078018035">
+  <w:num w:numId="6" w16cid:durableId="1002392055">
     <w:abstractNumId w:val="3"/>
   </w:num>
-  <w:num w:numId="7" w16cid:durableId="1493639323">
+  <w:num w:numId="7" w16cid:durableId="16660666">
     <w:abstractNumId w:val="2"/>
   </w:num>
-  <w:num w:numId="8" w16cid:durableId="704015660">
+  <w:num w:numId="8" w16cid:durableId="1626545165">
     <w:abstractNumId w:val="1"/>
   </w:num>
-  <w:num w:numId="9" w16cid:durableId="948121180">
+  <w:num w:numId="9" w16cid:durableId="1216353195">
     <w:abstractNumId w:val="0"/>
   </w:num>
 </w:numbering>
@@ -58674,7 +58674,7 @@
     <w:autoRedefine/>
     <w:uiPriority w:val="39"/>
     <w:unhideWhenUsed/>
-    <w:rsid w:val="001053B0"/>
+    <w:rsid w:val="002225C8"/>
     <w:pPr>
       <w:spacing w:after="100"/>
     </w:pPr>
@@ -58686,7 +58686,7 @@
     <w:autoRedefine/>
     <w:uiPriority w:val="39"/>
     <w:unhideWhenUsed/>
-    <w:rsid w:val="001053B0"/>
+    <w:rsid w:val="002225C8"/>
     <w:pPr>
       <w:spacing w:after="100"/>
       <w:ind w:left="260"/>
@@ -58699,7 +58699,7 @@
     <w:autoRedefine/>
     <w:uiPriority w:val="39"/>
     <w:unhideWhenUsed/>
-    <w:rsid w:val="001053B0"/>
+    <w:rsid w:val="002225C8"/>
     <w:pPr>
       <w:spacing w:after="100"/>
       <w:ind w:left="520"/>
@@ -58710,7 +58710,7 @@
     <w:basedOn w:val="DefaultParagraphFont"/>
     <w:uiPriority w:val="99"/>
     <w:unhideWhenUsed/>
-    <w:rsid w:val="001053B0"/>
+    <w:rsid w:val="002225C8"/>
     <w:rPr>
       <w:color w:val="0000FF" w:themeColor="hyperlink"/>
       <w:u w:val="single"/>
